--- a/lab_suite/labs/01_01_BeerCoasterTelegraph/submissions/answers.docx
+++ b/lab_suite/labs/01_01_BeerCoasterTelegraph/submissions/answers.docx
@@ -1,8 +1,12 @@
 
 <file path=word/document.xml><?xml version="1.0" encoding="utf-8"?>
-<w:document xmlns:wpc="http://schemas.microsoft.com/office/word/2010/wordprocessingCanvas" xmlns:cx="http://schemas.microsoft.com/office/drawing/2014/chartex" xmlns:cx1="http://schemas.microsoft.com/office/drawing/2015/9/8/chartex" xmlns:cx2="http://schemas.microsoft.com/office/drawing/2015/10/21/chartex" xmlns:cx3="http://schemas.microsoft.com/office/drawing/2016/5/9/chartex" xmlns:cx4="http://schemas.microsoft.com/office/drawing/2016/5/10/chartex" xmlns:cx5="http://schemas.microsoft.com/office/drawing/2016/5/11/chartex" xmlns:cx6="http://schemas.microsoft.com/office/drawing/2016/5/12/chartex" xmlns:cx7="http://schemas.microsoft.com/office/drawing/2016/5/13/chartex" xmlns:cx8="http://schemas.microsoft.com/office/drawing/2016/5/14/chartex" xmlns:mc="http://schemas.openxmlformats.org/markup-compatibility/2006" xmlns:aink="http://schemas.microsoft.com/office/drawing/2016/ink" xmlns:am3d="http://schemas.microsoft.com/office/drawing/2017/model3d" xmlns:o="urn:schemas-microsoft-com:office:office" xmlns:oel="http://schemas.microsoft.com/office/2019/extlst" xmlns:r="http://schemas.openxmlformats.org/officeDocument/2006/relationships" xmlns:m="http://schemas.openxmlformats.org/officeDocument/2006/math" xmlns:v="urn:schemas-microsoft-com:vml" xmlns:wp14="http://schemas.microsoft.com/office/word/2010/wordprocessingDrawing" xmlns:wp="http://schemas.openxmlformats.org/drawingml/2006/wordprocessingDrawing" xmlns:w10="urn:schemas-microsoft-com:office:word" xmlns:w="http://schemas.openxmlformats.org/wordprocessingml/2006/main" xmlns:w14="http://schemas.microsoft.com/office/word/2010/wordml" xmlns:w15="http://schemas.microsoft.com/office/word/2012/wordml" xmlns:w16cex="http://schemas.microsoft.com/office/word/2018/wordml/cex" xmlns:w16cid="http://schemas.microsoft.com/office/word/2016/wordml/cid" xmlns:w16="http://schemas.microsoft.com/office/word/2018/wordml" xmlns:w16du="http://schemas.microsoft.com/office/word/2023/wordml/word16du" xmlns:w16sdtdh="http://schemas.microsoft.com/office/word/2020/wordml/sdtdatahash" xmlns:w16sdtfl="http://schemas.microsoft.com/office/word/2024/wordml/sdtformatlock" xmlns:w16se="http://schemas.microsoft.com/office/word/2015/wordml/symex" xmlns:wpg="http://schemas.microsoft.com/office/word/2010/wordprocessingGroup" xmlns:wpi="http://schemas.microsoft.com/office/word/2010/wordprocessingInk" xmlns:wne="http://schemas.microsoft.com/office/word/2006/wordml" xmlns:wps="http://schemas.microsoft.com/office/word/2010/wordprocessingShape" mc:Ignorable="w14 w15 w16se w16cid w16 w16cex w16sdtdh w16sdtfl w16du wp14">
+<w:document xmlns:o="urn:schemas-microsoft-com:office:office" xmlns:r="http://schemas.openxmlformats.org/officeDocument/2006/relationships" xmlns:v="urn:schemas-microsoft-com:vml" xmlns:w="http://schemas.openxmlformats.org/wordprocessingml/2006/main" xmlns:w10="urn:schemas-microsoft-com:office:word" xmlns:wp="http://schemas.openxmlformats.org/drawingml/2006/wordprocessingDrawing" xmlns:wps="http://schemas.microsoft.com/office/word/2010/wordprocessingShape" xmlns:wpg="http://schemas.microsoft.com/office/word/2010/wordprocessingGroup" xmlns:mc="http://schemas.openxmlformats.org/markup-compatibility/2006" xmlns:wp14="http://schemas.microsoft.com/office/word/2010/wordprocessingDrawing" xmlns:w14="http://schemas.microsoft.com/office/word/2010/wordml" xmlns:w15="http://schemas.microsoft.com/office/word/2012/wordml" mc:Ignorable="w14 wp14 w15">
   <w:body>
     <w:p>
+      <w:pPr>
+        <w:pStyle w:val="Normal"/>
+        <w:rPr/>
+      </w:pPr>
       <w:r>
         <w:rPr>
           <w:sz w:val="32"/>
@@ -11,19 +15,22 @@
         <w:t>Das Bierdeckel-Quiz</w:t>
       </w:r>
       <w:r>
+        <w:rPr/>
         <w:t xml:space="preserve">  - wir bauen einen Telegrafen mit Bierdeckeln!</w:t>
       </w:r>
     </w:p>
     <w:p>
-      <w:r>
-        <w:rPr>
-          <w:noProof/>
-        </w:rPr>
+      <w:pPr>
+        <w:pStyle w:val="Normal"/>
+        <w:rPr/>
+      </w:pPr>
+      <w:r>
+        <w:rPr/>
         <w:drawing>
-          <wp:inline distT="0" distB="0" distL="0" distR="0" wp14:anchorId="20FD6E63" wp14:editId="35807FAB">
-            <wp:extent cx="4944165" cy="3258005"/>
-            <wp:effectExtent l="0" t="0" r="8890" b="0"/>
-            <wp:docPr id="1636251833" name="Grafik 1" descr="Ein Bild, das Text, Etikett, Geld, Währung enthält.&#10;&#10;KI-generierte Inhalte können fehlerhaft sein."/>
+          <wp:inline distT="0" distB="0" distL="0" distR="0">
+            <wp:extent cx="4944110" cy="3258185"/>
+            <wp:effectExtent l="0" t="0" r="0" b="0"/>
+            <wp:docPr id="1" name="Grafik 1" descr="Ein Bild, das Text, Etikett, Geld, Währung enthält.&#10;&#10;KI-generierte Inhalte können fehlerhaft sein."/>
             <wp:cNvGraphicFramePr>
               <a:graphicFrameLocks xmlns:a="http://schemas.openxmlformats.org/drawingml/2006/main" noChangeAspect="1"/>
             </wp:cNvGraphicFramePr>
@@ -31,19 +38,21 @@
               <a:graphicData uri="http://schemas.openxmlformats.org/drawingml/2006/picture">
                 <pic:pic xmlns:pic="http://schemas.openxmlformats.org/drawingml/2006/picture">
                   <pic:nvPicPr>
-                    <pic:cNvPr id="1636251833" name="Grafik 1" descr="Ein Bild, das Text, Etikett, Geld, Währung enthält.&#10;&#10;KI-generierte Inhalte können fehlerhaft sein."/>
-                    <pic:cNvPicPr/>
+                    <pic:cNvPr id="1" name="Grafik 1" descr="Ein Bild, das Text, Etikett, Geld, Währung enthält.&#10;&#10;KI-generierte Inhalte können fehlerhaft sein."/>
+                    <pic:cNvPicPr>
+                      <a:picLocks noChangeAspect="1" noChangeArrowheads="1"/>
+                    </pic:cNvPicPr>
                   </pic:nvPicPr>
                   <pic:blipFill>
-                    <a:blip r:embed="rId5"/>
+                    <a:blip r:embed="rId2"/>
                     <a:stretch>
                       <a:fillRect/>
                     </a:stretch>
                   </pic:blipFill>
-                  <pic:spPr>
+                  <pic:spPr bwMode="auto">
                     <a:xfrm>
                       <a:off x="0" y="0"/>
-                      <a:ext cx="4944165" cy="3258005"/>
+                      <a:ext cx="4944110" cy="3258185"/>
                     </a:xfrm>
                     <a:prstGeom prst="rect">
                       <a:avLst/>
@@ -56,9 +65,22 @@
         </w:drawing>
       </w:r>
     </w:p>
-    <w:p/>
-    <w:p>
-      <w:r>
+    <w:p>
+      <w:pPr>
+        <w:pStyle w:val="Normal"/>
+        <w:rPr/>
+      </w:pPr>
+      <w:r>
+        <w:rPr/>
+      </w:r>
+    </w:p>
+    <w:p>
+      <w:pPr>
+        <w:pStyle w:val="Normal"/>
+        <w:rPr/>
+      </w:pPr>
+      <w:r>
+        <w:rPr/>
         <w:t xml:space="preserve">Früher gab es </w:t>
       </w:r>
       <w:r>
@@ -69,6 +91,7 @@
         <w:t>optische Telegrafen</w:t>
       </w:r>
       <w:r>
+        <w:rPr/>
         <w:t xml:space="preserve">: Mit einer begrenzten Anzahl von </w:t>
       </w:r>
       <w:r>
@@ -79,32 +102,27 @@
         <w:t>Stellungen</w:t>
       </w:r>
       <w:r>
+        <w:rPr/>
         <w:t xml:space="preserve"> (z.</w:t>
       </w:r>
       <w:r>
         <w:rPr>
-          <w:rFonts w:ascii="Arial" w:hAnsi="Arial" w:cs="Arial"/>
+          <w:rFonts w:cs="Arial" w:ascii="Arial" w:hAnsi="Arial"/>
         </w:rPr>
         <w:t> </w:t>
       </w:r>
       <w:r>
-        <w:t xml:space="preserve">B. die Arme eines </w:t>
-      </w:r>
-      <w:proofErr w:type="spellStart"/>
-      <w:r>
-        <w:t>Chappe</w:t>
-      </w:r>
-      <w:proofErr w:type="spellEnd"/>
-      <w:r>
-        <w:t>-Telegrafen oder die Fl</w:t>
-      </w:r>
-      <w:r>
-        <w:rPr>
-          <w:rFonts w:ascii="Aptos" w:hAnsi="Aptos" w:cs="Aptos"/>
+        <w:rPr/>
+        <w:t>B. die Arme eines Chappe-Telegrafen oder die Fl</w:t>
+      </w:r>
+      <w:r>
+        <w:rPr>
+          <w:rFonts w:cs="Aptos"/>
         </w:rPr>
         <w:t>ü</w:t>
       </w:r>
       <w:r>
+        <w:rPr/>
         <w:t xml:space="preserve">gel einer Semaphore) und einer </w:t>
       </w:r>
       <w:r>
@@ -116,7 +134,7 @@
       </w:r>
       <w:r>
         <w:rPr>
-          <w:rFonts w:ascii="Aptos" w:hAnsi="Aptos" w:cs="Aptos"/>
+          <w:rFonts w:cs="Aptos"/>
           <w:b/>
           <w:bCs/>
         </w:rPr>
@@ -130,24 +148,27 @@
         <w:t>glicher Zeichen pro Stellung</w:t>
       </w:r>
       <w:r>
+        <w:rPr/>
         <w:t xml:space="preserve"> konnte man Nachrichten </w:t>
       </w:r>
       <w:r>
         <w:rPr>
-          <w:rFonts w:ascii="Aptos" w:hAnsi="Aptos" w:cs="Aptos"/>
+          <w:rFonts w:cs="Aptos"/>
         </w:rPr>
         <w:t>ü</w:t>
       </w:r>
       <w:r>
+        <w:rPr/>
         <w:t xml:space="preserve">ber weite Strecken senden. Je mehr Stellungen und Zeichen, desto mehr verschiedene Nachrichten </w:t>
       </w:r>
       <w:r>
         <w:rPr>
-          <w:rFonts w:ascii="Aptos" w:hAnsi="Aptos" w:cs="Aptos"/>
+          <w:rFonts w:cs="Aptos"/>
         </w:rPr>
         <w:t>–</w:t>
       </w:r>
       <w:r>
+        <w:rPr/>
         <w:t xml:space="preserve"> und damit </w:t>
       </w:r>
       <w:r>
@@ -159,7 +180,7 @@
       </w:r>
       <w:r>
         <w:rPr>
-          <w:rFonts w:ascii="Aptos" w:hAnsi="Aptos" w:cs="Aptos"/>
+          <w:rFonts w:cs="Aptos"/>
           <w:b/>
           <w:bCs/>
         </w:rPr>
@@ -173,20 +194,22 @@
         <w:t>her der Informationsgehalt</w:t>
       </w:r>
       <w:r>
+        <w:rPr/>
         <w:t xml:space="preserve"> pro </w:t>
       </w:r>
       <w:r>
         <w:rPr>
-          <w:rFonts w:ascii="Aptos" w:hAnsi="Aptos" w:cs="Aptos"/>
+          <w:rFonts w:cs="Aptos"/>
         </w:rPr>
         <w:t>ü</w:t>
       </w:r>
       <w:r>
+        <w:rPr/>
         <w:t xml:space="preserve">bertragenes </w:t>
       </w:r>
       <w:r>
         <w:rPr>
-          <w:rFonts w:ascii="Aptos" w:hAnsi="Aptos" w:cs="Aptos"/>
+          <w:rFonts w:cs="Aptos"/>
           <w:b/>
           <w:bCs/>
         </w:rPr>
@@ -201,19 +224,33 @@
       </w:r>
       <w:r>
         <w:rPr>
-          <w:rFonts w:ascii="Aptos" w:hAnsi="Aptos" w:cs="Aptos"/>
+          <w:rFonts w:cs="Aptos"/>
           <w:b/>
           <w:bCs/>
         </w:rPr>
         <w:t>“</w:t>
       </w:r>
       <w:r>
+        <w:rPr/>
         <w:t>.</w:t>
       </w:r>
     </w:p>
-    <w:p/>
-    <w:p>
-      <w:r>
+    <w:p>
+      <w:pPr>
+        <w:pStyle w:val="Normal"/>
+        <w:rPr/>
+      </w:pPr>
+      <w:r>
+        <w:rPr/>
+      </w:r>
+    </w:p>
+    <w:p>
+      <w:pPr>
+        <w:pStyle w:val="Normal"/>
+        <w:rPr/>
+      </w:pPr>
+      <w:r>
+        <w:rPr/>
         <w:t xml:space="preserve">Unser </w:t>
       </w:r>
       <w:r>
@@ -224,6 +261,7 @@
         <w:t>Bierdeckel-Telegraf</w:t>
       </w:r>
       <w:r>
+        <w:rPr/>
         <w:t xml:space="preserve"> funktioniert genauso – nur mit Bierdeckeln statt Flügelarmen. Wir wollen dabei den maximalen </w:t>
       </w:r>
       <w:r>
@@ -234,15 +272,22 @@
         <w:t>Informationsgehalt</w:t>
       </w:r>
       <w:r>
-        <w:t xml:space="preserve"> pro Bierdeckel-Kombination erzielen.</w:t>
-      </w:r>
-      <w:r>
-        <w:t xml:space="preserve"> Dabei haben wir eine begrenzte Anzahl von Bierdeckeln, die wir von einer beliebigen Anzahl verschiedener Brauerei auswählen können.</w:t>
-      </w:r>
-    </w:p>
-    <w:p/>
-    <w:p>
-      <w:pPr>
+        <w:rPr/>
+        <w:t xml:space="preserve"> pro Bierdeckel-Kombination erzielen. Dabei haben wir eine begrenzte Anzahl von Bierdeckeln, die wir von einer beliebigen Anzahl verschiedener Brauerei auswählen können.</w:t>
+      </w:r>
+    </w:p>
+    <w:p>
+      <w:pPr>
+        <w:pStyle w:val="Normal"/>
+        <w:rPr/>
+      </w:pPr>
+      <w:r>
+        <w:rPr/>
+      </w:r>
+    </w:p>
+    <w:p>
+      <w:pPr>
+        <w:pStyle w:val="Normal"/>
         <w:rPr>
           <w:color w:val="0070C0"/>
         </w:rPr>
@@ -264,7 +309,7 @@
     </w:p>
     <w:p>
       <w:pPr>
-        <w:pStyle w:val="Listenabsatz"/>
+        <w:pStyle w:val="ListParagraph"/>
         <w:numPr>
           <w:ilvl w:val="0"/>
           <w:numId w:val="1"/>
@@ -282,15 +327,20 @@
     </w:p>
     <w:p>
       <w:pPr>
-        <w:pStyle w:val="Listenabsatz"/>
-        <w:rPr>
-          <w:color w:val="0070C0"/>
-        </w:rPr>
-      </w:pPr>
-    </w:p>
-    <w:p>
-      <w:pPr>
-        <w:pStyle w:val="Listenabsatz"/>
+        <w:pStyle w:val="ListParagraph"/>
+        <w:rPr>
+          <w:color w:val="0070C0"/>
+        </w:rPr>
+      </w:pPr>
+      <w:r>
+        <w:rPr>
+          <w:color w:val="0070C0"/>
+        </w:rPr>
+      </w:r>
+    </w:p>
+    <w:p>
+      <w:pPr>
+        <w:pStyle w:val="ListParagraph"/>
         <w:rPr>
           <w:color w:val="0070C0"/>
         </w:rPr>
@@ -304,15 +354,20 @@
     </w:p>
     <w:p>
       <w:pPr>
-        <w:pStyle w:val="Listenabsatz"/>
-        <w:rPr>
-          <w:color w:val="0070C0"/>
-        </w:rPr>
-      </w:pPr>
-    </w:p>
-    <w:p>
-      <w:pPr>
-        <w:pStyle w:val="Listenabsatz"/>
+        <w:pStyle w:val="ListParagraph"/>
+        <w:rPr>
+          <w:color w:val="0070C0"/>
+        </w:rPr>
+      </w:pPr>
+      <w:r>
+        <w:rPr>
+          <w:color w:val="0070C0"/>
+        </w:rPr>
+      </w:r>
+    </w:p>
+    <w:p>
+      <w:pPr>
+        <w:pStyle w:val="ListParagraph"/>
         <w:numPr>
           <w:ilvl w:val="0"/>
           <w:numId w:val="1"/>
@@ -325,78 +380,164 @@
         <w:rPr>
           <w:color w:val="0070C0"/>
         </w:rPr>
-        <w:t>Schätze, wie lange du brauchst, um den Telegrafen mit diesen Bierdeckeln zu be</w:t>
-      </w:r>
-      <w:r>
-        <w:rPr>
-          <w:color w:val="0070C0"/>
-        </w:rPr>
-        <w:t>stücken (bzw. die Bierdeckeln zwischen 2 Nachrichten auszutauschen)</w:t>
-      </w:r>
-      <w:r>
-        <w:rPr>
-          <w:color w:val="0070C0"/>
-        </w:rPr>
-        <w:t xml:space="preserve">, dann </w:t>
-      </w:r>
-      <w:r>
-        <w:rPr>
-          <w:color w:val="0070C0"/>
-        </w:rPr>
-        <w:lastRenderedPageBreak/>
-        <w:t xml:space="preserve">lassen wir die </w:t>
-      </w:r>
-      <w:r>
-        <w:rPr>
-          <w:color w:val="0070C0"/>
-        </w:rPr>
-        <w:t>K</w:t>
-      </w:r>
-      <w:r>
-        <w:rPr>
-          <w:color w:val="0070C0"/>
-        </w:rPr>
-        <w:t>ombination für 10sec liegen.</w:t>
-      </w:r>
+        <w:t>Schätze, wie lange du brauchst, um den Telegrafen mit diesen Bierdeckeln zu bestücken (bzw. die Bierdeckeln zwischen 2 Nachrichten auszutauschen), dann lassen wir die Kombination für 10sec liegen.</w:t>
+      </w:r>
+    </w:p>
+    <w:p>
+      <w:pPr>
+        <w:pStyle w:val="ListParagraph"/>
+        <w:rPr>
+          <w:color w:val="0070C0"/>
+        </w:rPr>
+      </w:pPr>
+      <w:r>
+        <w:rPr/>
+      </w:r>
+    </w:p>
+    <w:p>
+      <w:pPr>
+        <w:pStyle w:val="ListParagraph"/>
+        <w:rPr>
+          <w:color w:val="0070C0"/>
+        </w:rPr>
+      </w:pPr>
+      <w:r>
+        <w:rPr>
+          <w:color w:val="0070C0"/>
+        </w:rPr>
+        <w:t>10</w:t>
+      </w:r>
+      <w:r>
+        <w:rPr>
+          <w:color w:val="0070C0"/>
+        </w:rPr>
+        <w:t xml:space="preserve"> s</w:t>
+      </w:r>
+    </w:p>
+    <w:p>
+      <w:pPr>
+        <w:pStyle w:val="ListParagraph"/>
+        <w:numPr>
+          <w:ilvl w:val="0"/>
+          <w:numId w:val="0"/>
+        </w:numPr>
+        <w:ind w:left="720" w:hanging="0"/>
+        <w:rPr>
+          <w:color w:val="0070C0"/>
+        </w:rPr>
+      </w:pPr>
       <w:r>
         <w:rPr>
           <w:color w:val="0070C0"/>
         </w:rPr>
         <w:br/>
-        <w:t xml:space="preserve">Mit dieser Gesamtdauer pro Nachricht bestimme, welche Datenübertragungsgeschwindigkeit (in </w:t>
-      </w:r>
-      <w:proofErr w:type="spellStart"/>
-      <w:r>
-        <w:rPr>
-          <w:color w:val="0070C0"/>
-        </w:rPr>
-        <w:t>bit</w:t>
-      </w:r>
-      <w:proofErr w:type="spellEnd"/>
-      <w:r>
-        <w:rPr>
-          <w:color w:val="0070C0"/>
-        </w:rPr>
-        <w:t xml:space="preserve">/s) du </w:t>
-      </w:r>
-      <w:proofErr w:type="spellStart"/>
-      <w:r>
-        <w:rPr>
-          <w:color w:val="0070C0"/>
-        </w:rPr>
-        <w:t>erzieleen</w:t>
-      </w:r>
-      <w:proofErr w:type="spellEnd"/>
-      <w:r>
-        <w:rPr>
-          <w:color w:val="0070C0"/>
-        </w:rPr>
-        <w:t xml:space="preserve"> kannst!</w:t>
-      </w:r>
-    </w:p>
-    <w:p/>
-    <w:p>
-      <w:r>
+        <w:t>Mit dieser Gesamtdauer pro Nachricht bestimme, welche Datenübertragungsgeschwindigkeit (in bit/s) du erzieleen kannst!</w:t>
+      </w:r>
+    </w:p>
+    <w:p>
+      <w:pPr>
+        <w:pStyle w:val="ListParagraph"/>
+        <w:rPr>
+          <w:color w:val="0070C0"/>
+        </w:rPr>
+      </w:pPr>
+      <w:r>
+        <w:rPr>
+          <w:color w:val="0070C0"/>
+        </w:rPr>
+      </w:r>
+    </w:p>
+    <w:p>
+      <w:pPr>
+        <w:pStyle w:val="ListParagraph"/>
+        <w:rPr>
+          <w:color w:val="0070C0"/>
+        </w:rPr>
+      </w:pPr>
+      <w:r>
+        <w:rPr>
+          <w:color w:val="0070C0"/>
+        </w:rPr>
+        <w:t>3/20 = 0,15 bit/s/Zeichen</w:t>
+      </w:r>
+    </w:p>
+    <w:p>
+      <w:pPr>
+        <w:pStyle w:val="ListParagraph"/>
+        <w:rPr>
+          <w:color w:val="0070C0"/>
+        </w:rPr>
+      </w:pPr>
+      <w:r>
+        <w:rPr/>
+      </w:r>
+    </w:p>
+    <w:p>
+      <w:pPr>
+        <w:pStyle w:val="ListParagraph"/>
+        <w:ind w:hanging="0"/>
+        <w:rPr/>
+      </w:pPr>
+      <w:r>
+        <w:rPr/>
+        <w:t>Verändert sich ein Zeichen gibt es B kombinationen, verändern sich 2 Zeichen B * B. Als B^n kombinationen.</w:t>
+      </w:r>
+    </w:p>
+    <w:p>
+      <w:pPr>
+        <w:pStyle w:val="ListParagraph"/>
+        <w:ind w:hanging="0"/>
+        <w:rPr>
+          <w:rStyle w:val="StrongEmphasis"/>
+          <w:b/>
+          <w:bdr w:val="single" w:sz="2" w:space="1" w:color="000000"/>
+        </w:rPr>
+      </w:pPr>
+      <w:r>
+        <w:rPr/>
+      </w:r>
+    </w:p>
+    <w:p>
+      <w:pPr>
+        <w:pStyle w:val="Normal"/>
+        <w:rPr/>
+      </w:pPr>
+      <w:r>
+        <w:rPr>
+          <w:rStyle w:val="StrongEmphasis"/>
+          <w:rFonts w:eastAsia="Aptos" w:cs="Mangal" w:cstheme="minorBidi" w:eastAsiaTheme="minorHAnsi"/>
+          <w:b w:val="false"/>
+          <w:bCs w:val="false"/>
+          <w:color w:val="auto"/>
+          <w:kern w:val="2"/>
+          <w:sz w:val="24"/>
+          <w:szCs w:val="21"/>
+          <w:lang w:val="de-AT" w:eastAsia="en-US" w:bidi="hi-IN"/>
+          <w14:ligatures w14:val="standardContextual"/>
+        </w:rPr>
+        <w:t>Da n Zeichen verändert werden müssen, aber der Raum in diesem Fall um die Basis 2 Größer ist, muss man weniger entscheidungen trefen, welche mit der inversen Funktion der Basis anwachsen.</w:t>
+      </w:r>
+    </w:p>
+    <w:p>
+      <w:pPr>
+        <w:pStyle w:val="Normal"/>
+        <w:rPr>
+          <w:rStyle w:val="StrongEmphasis"/>
+          <w:b/>
+          <w:bdr w:val="single" w:sz="2" w:space="1" w:color="000000"/>
+        </w:rPr>
+      </w:pPr>
+      <w:r>
+        <w:rPr/>
+      </w:r>
+    </w:p>
+    <w:p>
+      <w:pPr>
+        <w:pStyle w:val="Normal"/>
+        <w:rPr/>
+      </w:pPr>
+      <w:r>
+        <w:rPr/>
         <w:t xml:space="preserve">Nach der Bearbeitung der Aufgabe und ggf. Überprüfung mit </w:t>
       </w:r>
       <w:r>
@@ -407,129 +548,345 @@
         <w:t>beer_coaster.py</w:t>
       </w:r>
       <w:r>
+        <w:rPr/>
         <w:t>:</w:t>
       </w:r>
     </w:p>
-    <w:p/>
-    <w:p/>
-    <w:p/>
-    <w:p/>
-    <w:p/>
-    <w:p/>
-    <w:p/>
+    <w:p>
+      <w:pPr>
+        <w:pStyle w:val="Normal"/>
+        <w:rPr/>
+      </w:pPr>
+      <w:r>
+        <w:rPr/>
+      </w:r>
+    </w:p>
+    <w:p>
+      <w:pPr>
+        <w:pStyle w:val="Normal"/>
+        <w:rPr/>
+      </w:pPr>
+      <w:r>
+        <w:rPr/>
+      </w:r>
+    </w:p>
+    <w:p>
+      <w:pPr>
+        <w:pStyle w:val="Normal"/>
+        <w:rPr/>
+      </w:pPr>
+      <w:r>
+        <w:rPr/>
+      </w:r>
+    </w:p>
+    <w:p>
+      <w:pPr>
+        <w:pStyle w:val="Normal"/>
+        <w:rPr/>
+      </w:pPr>
+      <w:r>
+        <w:rPr/>
+      </w:r>
+    </w:p>
+    <w:p>
+      <w:pPr>
+        <w:pStyle w:val="Normal"/>
+        <w:rPr/>
+      </w:pPr>
+      <w:r>
+        <w:rPr/>
+      </w:r>
+    </w:p>
+    <w:p>
+      <w:pPr>
+        <w:pStyle w:val="Normal"/>
+        <w:rPr/>
+      </w:pPr>
+      <w:r>
+        <w:rPr/>
+      </w:r>
+    </w:p>
+    <w:p>
+      <w:pPr>
+        <w:pStyle w:val="Normal"/>
+        <w:widowControl/>
+        <w:bidi w:val="0"/>
+        <w:spacing w:lineRule="auto" w:line="276" w:before="0" w:after="160"/>
+        <w:jc w:val="left"/>
+        <w:rPr/>
+      </w:pPr>
+      <w:r>
+        <w:rPr/>
+      </w:r>
+    </w:p>
     <w:sectPr>
+      <w:type w:val="nextPage"/>
       <w:pgSz w:w="11906" w:h="16838"/>
-      <w:pgMar w:top="1417" w:right="1417" w:bottom="1134" w:left="1417" w:header="708" w:footer="708" w:gutter="0"/>
-      <w:cols w:space="708"/>
-      <w:docGrid w:linePitch="360"/>
+      <w:pgMar w:left="1417" w:right="1417" w:gutter="0" w:header="0" w:top="1417" w:footer="0" w:bottom="1134"/>
+      <w:pgNumType w:fmt="decimal"/>
+      <w:formProt w:val="false"/>
+      <w:textDirection w:val="lrTb"/>
+      <w:docGrid w:type="default" w:linePitch="360" w:charSpace="0"/>
     </w:sectPr>
   </w:body>
 </w:document>
 </file>
 
 <file path=word/numbering.xml><?xml version="1.0" encoding="utf-8"?>
-<w:numbering xmlns:wpc="http://schemas.microsoft.com/office/word/2010/wordprocessingCanvas" xmlns:cx="http://schemas.microsoft.com/office/drawing/2014/chartex" xmlns:cx1="http://schemas.microsoft.com/office/drawing/2015/9/8/chartex" xmlns:cx2="http://schemas.microsoft.com/office/drawing/2015/10/21/chartex" xmlns:cx3="http://schemas.microsoft.com/office/drawing/2016/5/9/chartex" xmlns:cx4="http://schemas.microsoft.com/office/drawing/2016/5/10/chartex" xmlns:cx5="http://schemas.microsoft.com/office/drawing/2016/5/11/chartex" xmlns:cx6="http://schemas.microsoft.com/office/drawing/2016/5/12/chartex" xmlns:cx7="http://schemas.microsoft.com/office/drawing/2016/5/13/chartex" xmlns:cx8="http://schemas.microsoft.com/office/drawing/2016/5/14/chartex" xmlns:mc="http://schemas.openxmlformats.org/markup-compatibility/2006" xmlns:aink="http://schemas.microsoft.com/office/drawing/2016/ink" xmlns:am3d="http://schemas.microsoft.com/office/drawing/2017/model3d" xmlns:o="urn:schemas-microsoft-com:office:office" xmlns:oel="http://schemas.microsoft.com/office/2019/extlst" xmlns:r="http://schemas.openxmlformats.org/officeDocument/2006/relationships" xmlns:m="http://schemas.openxmlformats.org/officeDocument/2006/math" xmlns:v="urn:schemas-microsoft-com:vml" xmlns:wp14="http://schemas.microsoft.com/office/word/2010/wordprocessingDrawing" xmlns:wp="http://schemas.openxmlformats.org/drawingml/2006/wordprocessingDrawing" xmlns:w10="urn:schemas-microsoft-com:office:word" xmlns:w="http://schemas.openxmlformats.org/wordprocessingml/2006/main" xmlns:w14="http://schemas.microsoft.com/office/word/2010/wordml" xmlns:w15="http://schemas.microsoft.com/office/word/2012/wordml" xmlns:w16cex="http://schemas.microsoft.com/office/word/2018/wordml/cex" xmlns:w16cid="http://schemas.microsoft.com/office/word/2016/wordml/cid" xmlns:w16="http://schemas.microsoft.com/office/word/2018/wordml" xmlns:w16du="http://schemas.microsoft.com/office/word/2023/wordml/word16du" xmlns:w16sdtdh="http://schemas.microsoft.com/office/word/2020/wordml/sdtdatahash" xmlns:w16sdtfl="http://schemas.microsoft.com/office/word/2024/wordml/sdtformatlock" xmlns:w16se="http://schemas.microsoft.com/office/word/2015/wordml/symex" xmlns:wpg="http://schemas.microsoft.com/office/word/2010/wordprocessingGroup" xmlns:wpi="http://schemas.microsoft.com/office/word/2010/wordprocessingInk" xmlns:wne="http://schemas.microsoft.com/office/word/2006/wordml" xmlns:wps="http://schemas.microsoft.com/office/word/2010/wordprocessingShape" mc:Ignorable="w14 w15 w16se w16cid w16 w16cex w16sdtdh w16sdtfl w16du wp14">
-  <w:abstractNum w:abstractNumId="0" w15:restartNumberingAfterBreak="0">
-    <w:nsid w:val="5E9B2CB4"/>
-    <w:multiLevelType w:val="hybridMultilevel"/>
-    <w:tmpl w:val="DA245736"/>
-    <w:lvl w:ilvl="0" w:tplc="0C070017">
+<w:numbering xmlns:w="http://schemas.openxmlformats.org/wordprocessingml/2006/main" xmlns:o="urn:schemas-microsoft-com:office:office" xmlns:r="http://schemas.openxmlformats.org/officeDocument/2006/relationships" xmlns:v="urn:schemas-microsoft-com:vml" xmlns:mc="http://schemas.openxmlformats.org/markup-compatibility/2006" xmlns:w14="http://schemas.microsoft.com/office/word/2010/wordml" mc:Ignorable="w14">
+  <w:abstractNum w:abstractNumId="1">
+    <w:lvl w:ilvl="0">
       <w:start w:val="1"/>
       <w:numFmt w:val="lowerLetter"/>
       <w:lvlText w:val="%1)"/>
       <w:lvlJc w:val="left"/>
       <w:pPr>
+        <w:tabs>
+          <w:tab w:val="num" w:pos="0"/>
+        </w:tabs>
         <w:ind w:left="720" w:hanging="360"/>
       </w:pPr>
-      <w:rPr>
-        <w:rFonts w:hint="default"/>
-      </w:rPr>
+      <w:rPr/>
     </w:lvl>
-    <w:lvl w:ilvl="1" w:tplc="0C070019" w:tentative="1">
+    <w:lvl w:ilvl="1">
       <w:start w:val="1"/>
       <w:numFmt w:val="lowerLetter"/>
       <w:lvlText w:val="%2."/>
       <w:lvlJc w:val="left"/>
       <w:pPr>
+        <w:tabs>
+          <w:tab w:val="num" w:pos="0"/>
+        </w:tabs>
         <w:ind w:left="1440" w:hanging="360"/>
       </w:pPr>
+      <w:rPr/>
     </w:lvl>
-    <w:lvl w:ilvl="2" w:tplc="0C07001B" w:tentative="1">
+    <w:lvl w:ilvl="2">
       <w:start w:val="1"/>
       <w:numFmt w:val="lowerRoman"/>
       <w:lvlText w:val="%3."/>
       <w:lvlJc w:val="right"/>
       <w:pPr>
+        <w:tabs>
+          <w:tab w:val="num" w:pos="0"/>
+        </w:tabs>
         <w:ind w:left="2160" w:hanging="180"/>
       </w:pPr>
+      <w:rPr/>
     </w:lvl>
-    <w:lvl w:ilvl="3" w:tplc="0C07000F" w:tentative="1">
+    <w:lvl w:ilvl="3">
       <w:start w:val="1"/>
       <w:numFmt w:val="decimal"/>
       <w:lvlText w:val="%4."/>
       <w:lvlJc w:val="left"/>
       <w:pPr>
+        <w:tabs>
+          <w:tab w:val="num" w:pos="0"/>
+        </w:tabs>
         <w:ind w:left="2880" w:hanging="360"/>
       </w:pPr>
+      <w:rPr/>
     </w:lvl>
-    <w:lvl w:ilvl="4" w:tplc="0C070019" w:tentative="1">
+    <w:lvl w:ilvl="4">
       <w:start w:val="1"/>
       <w:numFmt w:val="lowerLetter"/>
       <w:lvlText w:val="%5."/>
       <w:lvlJc w:val="left"/>
       <w:pPr>
+        <w:tabs>
+          <w:tab w:val="num" w:pos="0"/>
+        </w:tabs>
         <w:ind w:left="3600" w:hanging="360"/>
       </w:pPr>
+      <w:rPr/>
     </w:lvl>
-    <w:lvl w:ilvl="5" w:tplc="0C07001B" w:tentative="1">
+    <w:lvl w:ilvl="5">
       <w:start w:val="1"/>
       <w:numFmt w:val="lowerRoman"/>
       <w:lvlText w:val="%6."/>
       <w:lvlJc w:val="right"/>
       <w:pPr>
+        <w:tabs>
+          <w:tab w:val="num" w:pos="0"/>
+        </w:tabs>
         <w:ind w:left="4320" w:hanging="180"/>
       </w:pPr>
+      <w:rPr/>
     </w:lvl>
-    <w:lvl w:ilvl="6" w:tplc="0C07000F" w:tentative="1">
+    <w:lvl w:ilvl="6">
       <w:start w:val="1"/>
       <w:numFmt w:val="decimal"/>
       <w:lvlText w:val="%7."/>
       <w:lvlJc w:val="left"/>
       <w:pPr>
+        <w:tabs>
+          <w:tab w:val="num" w:pos="0"/>
+        </w:tabs>
         <w:ind w:left="5040" w:hanging="360"/>
       </w:pPr>
+      <w:rPr/>
     </w:lvl>
-    <w:lvl w:ilvl="7" w:tplc="0C070019" w:tentative="1">
+    <w:lvl w:ilvl="7">
       <w:start w:val="1"/>
       <w:numFmt w:val="lowerLetter"/>
       <w:lvlText w:val="%8."/>
       <w:lvlJc w:val="left"/>
       <w:pPr>
+        <w:tabs>
+          <w:tab w:val="num" w:pos="0"/>
+        </w:tabs>
         <w:ind w:left="5760" w:hanging="360"/>
       </w:pPr>
+      <w:rPr/>
     </w:lvl>
-    <w:lvl w:ilvl="8" w:tplc="0C07001B" w:tentative="1">
+    <w:lvl w:ilvl="8">
       <w:start w:val="1"/>
       <w:numFmt w:val="lowerRoman"/>
       <w:lvlText w:val="%9."/>
       <w:lvlJc w:val="right"/>
       <w:pPr>
+        <w:tabs>
+          <w:tab w:val="num" w:pos="0"/>
+        </w:tabs>
         <w:ind w:left="6480" w:hanging="180"/>
       </w:pPr>
+      <w:rPr/>
     </w:lvl>
   </w:abstractNum>
-  <w:num w:numId="1" w16cid:durableId="1272544386">
-    <w:abstractNumId w:val="0"/>
+  <w:abstractNum w:abstractNumId="2">
+    <w:lvl w:ilvl="0">
+      <w:start w:val="1"/>
+      <w:numFmt w:val="none"/>
+      <w:suff w:val="nothing"/>
+      <w:lvlText w:val=""/>
+      <w:lvlJc w:val="left"/>
+      <w:pPr>
+        <w:tabs>
+          <w:tab w:val="num" w:pos="0"/>
+        </w:tabs>
+        <w:ind w:left="0" w:hanging="0"/>
+      </w:pPr>
+    </w:lvl>
+    <w:lvl w:ilvl="1">
+      <w:start w:val="1"/>
+      <w:numFmt w:val="none"/>
+      <w:suff w:val="nothing"/>
+      <w:lvlText w:val=""/>
+      <w:lvlJc w:val="left"/>
+      <w:pPr>
+        <w:tabs>
+          <w:tab w:val="num" w:pos="0"/>
+        </w:tabs>
+        <w:ind w:left="0" w:hanging="0"/>
+      </w:pPr>
+    </w:lvl>
+    <w:lvl w:ilvl="2">
+      <w:start w:val="1"/>
+      <w:numFmt w:val="none"/>
+      <w:suff w:val="nothing"/>
+      <w:lvlText w:val=""/>
+      <w:lvlJc w:val="left"/>
+      <w:pPr>
+        <w:tabs>
+          <w:tab w:val="num" w:pos="0"/>
+        </w:tabs>
+        <w:ind w:left="0" w:hanging="0"/>
+      </w:pPr>
+    </w:lvl>
+    <w:lvl w:ilvl="3">
+      <w:start w:val="1"/>
+      <w:numFmt w:val="none"/>
+      <w:suff w:val="nothing"/>
+      <w:lvlText w:val=""/>
+      <w:lvlJc w:val="left"/>
+      <w:pPr>
+        <w:tabs>
+          <w:tab w:val="num" w:pos="0"/>
+        </w:tabs>
+        <w:ind w:left="0" w:hanging="0"/>
+      </w:pPr>
+    </w:lvl>
+    <w:lvl w:ilvl="4">
+      <w:start w:val="1"/>
+      <w:numFmt w:val="none"/>
+      <w:suff w:val="nothing"/>
+      <w:lvlText w:val=""/>
+      <w:lvlJc w:val="left"/>
+      <w:pPr>
+        <w:tabs>
+          <w:tab w:val="num" w:pos="0"/>
+        </w:tabs>
+        <w:ind w:left="0" w:hanging="0"/>
+      </w:pPr>
+    </w:lvl>
+    <w:lvl w:ilvl="5">
+      <w:start w:val="1"/>
+      <w:numFmt w:val="none"/>
+      <w:suff w:val="nothing"/>
+      <w:lvlText w:val=""/>
+      <w:lvlJc w:val="left"/>
+      <w:pPr>
+        <w:tabs>
+          <w:tab w:val="num" w:pos="0"/>
+        </w:tabs>
+        <w:ind w:left="0" w:hanging="0"/>
+      </w:pPr>
+    </w:lvl>
+    <w:lvl w:ilvl="6">
+      <w:start w:val="1"/>
+      <w:numFmt w:val="none"/>
+      <w:suff w:val="nothing"/>
+      <w:lvlText w:val=""/>
+      <w:lvlJc w:val="left"/>
+      <w:pPr>
+        <w:tabs>
+          <w:tab w:val="num" w:pos="0"/>
+        </w:tabs>
+        <w:ind w:left="0" w:hanging="0"/>
+      </w:pPr>
+    </w:lvl>
+    <w:lvl w:ilvl="7">
+      <w:start w:val="1"/>
+      <w:numFmt w:val="none"/>
+      <w:suff w:val="nothing"/>
+      <w:lvlText w:val=""/>
+      <w:lvlJc w:val="left"/>
+      <w:pPr>
+        <w:tabs>
+          <w:tab w:val="num" w:pos="0"/>
+        </w:tabs>
+        <w:ind w:left="0" w:hanging="0"/>
+      </w:pPr>
+    </w:lvl>
+    <w:lvl w:ilvl="8">
+      <w:start w:val="1"/>
+      <w:numFmt w:val="none"/>
+      <w:suff w:val="nothing"/>
+      <w:lvlText w:val=""/>
+      <w:lvlJc w:val="left"/>
+      <w:pPr>
+        <w:tabs>
+          <w:tab w:val="num" w:pos="0"/>
+        </w:tabs>
+        <w:ind w:left="0" w:hanging="0"/>
+      </w:pPr>
+    </w:lvl>
+  </w:abstractNum>
+  <w:num w:numId="1">
+    <w:abstractNumId w:val="1"/>
+  </w:num>
+  <w:num w:numId="2">
+    <w:abstractNumId w:val="2"/>
   </w:num>
 </w:numbering>
 </file>
 
 <file path=word/styles.xml><?xml version="1.0" encoding="utf-8"?>
-<w:styles xmlns:mc="http://schemas.openxmlformats.org/markup-compatibility/2006" xmlns:r="http://schemas.openxmlformats.org/officeDocument/2006/relationships" xmlns:w="http://schemas.openxmlformats.org/wordprocessingml/2006/main" xmlns:w14="http://schemas.microsoft.com/office/word/2010/wordml" xmlns:w15="http://schemas.microsoft.com/office/word/2012/wordml" xmlns:w16cex="http://schemas.microsoft.com/office/word/2018/wordml/cex" xmlns:w16cid="http://schemas.microsoft.com/office/word/2016/wordml/cid" xmlns:w16="http://schemas.microsoft.com/office/word/2018/wordml" xmlns:w16du="http://schemas.microsoft.com/office/word/2023/wordml/word16du" xmlns:w16sdtdh="http://schemas.microsoft.com/office/word/2020/wordml/sdtdatahash" xmlns:w16sdtfl="http://schemas.microsoft.com/office/word/2024/wordml/sdtformatlock" xmlns:w16se="http://schemas.microsoft.com/office/word/2015/wordml/symex" mc:Ignorable="w14 w15 w16se w16cid w16 w16cex w16sdtdh w16sdtfl w16du">
+<w:styles xmlns:w="http://schemas.openxmlformats.org/wordprocessingml/2006/main" xmlns:w14="http://schemas.microsoft.com/office/word/2010/wordml" xmlns:mc="http://schemas.openxmlformats.org/markup-compatibility/2006" mc:Ignorable="w14">
   <w:docDefaults>
     <w:rPrDefault>
       <w:rPr>
-        <w:rFonts w:asciiTheme="minorHAnsi" w:eastAsiaTheme="minorHAnsi" w:hAnsiTheme="minorHAnsi" w:cstheme="minorBidi"/>
+        <w:rFonts w:ascii="Aptos" w:hAnsi="Aptos" w:eastAsia="Aptos" w:cs="Mangal" w:asciiTheme="minorHAnsi" w:cstheme="minorBidi" w:eastAsiaTheme="minorHAnsi" w:hAnsiTheme="minorHAnsi"/>
         <w:kern w:val="2"/>
         <w:sz w:val="24"/>
         <w:szCs w:val="21"/>
@@ -539,21 +896,21 @@
     </w:rPrDefault>
     <w:pPrDefault>
       <w:pPr>
-        <w:spacing w:after="160" w:line="278" w:lineRule="auto"/>
+        <w:suppressAutoHyphens w:val="true"/>
       </w:pPr>
     </w:pPrDefault>
   </w:docDefaults>
   <w:latentStyles w:defLockedState="0" w:defUIPriority="99" w:defSemiHidden="0" w:defUnhideWhenUsed="0" w:defQFormat="0" w:count="376">
     <w:lsdException w:name="Normal" w:uiPriority="0" w:qFormat="1"/>
     <w:lsdException w:name="heading 1" w:uiPriority="9" w:qFormat="1"/>
-    <w:lsdException w:name="heading 2" w:semiHidden="1" w:uiPriority="9" w:unhideWhenUsed="1" w:qFormat="1"/>
-    <w:lsdException w:name="heading 3" w:semiHidden="1" w:uiPriority="9" w:unhideWhenUsed="1" w:qFormat="1"/>
-    <w:lsdException w:name="heading 4" w:semiHidden="1" w:uiPriority="9" w:unhideWhenUsed="1" w:qFormat="1"/>
-    <w:lsdException w:name="heading 5" w:semiHidden="1" w:uiPriority="9" w:unhideWhenUsed="1" w:qFormat="1"/>
-    <w:lsdException w:name="heading 6" w:semiHidden="1" w:uiPriority="9" w:unhideWhenUsed="1" w:qFormat="1"/>
-    <w:lsdException w:name="heading 7" w:semiHidden="1" w:uiPriority="9" w:unhideWhenUsed="1" w:qFormat="1"/>
-    <w:lsdException w:name="heading 8" w:semiHidden="1" w:uiPriority="9" w:unhideWhenUsed="1" w:qFormat="1"/>
-    <w:lsdException w:name="heading 9" w:semiHidden="1" w:uiPriority="9" w:unhideWhenUsed="1" w:qFormat="1"/>
+    <w:lsdException w:name="heading 2" w:uiPriority="9" w:semiHidden="1" w:unhideWhenUsed="1" w:qFormat="1"/>
+    <w:lsdException w:name="heading 3" w:uiPriority="9" w:semiHidden="1" w:unhideWhenUsed="1" w:qFormat="1"/>
+    <w:lsdException w:name="heading 4" w:uiPriority="9" w:semiHidden="1" w:unhideWhenUsed="1" w:qFormat="1"/>
+    <w:lsdException w:name="heading 5" w:uiPriority="9" w:semiHidden="1" w:unhideWhenUsed="1" w:qFormat="1"/>
+    <w:lsdException w:name="heading 6" w:uiPriority="9" w:semiHidden="1" w:unhideWhenUsed="1" w:qFormat="1"/>
+    <w:lsdException w:name="heading 7" w:uiPriority="9" w:semiHidden="1" w:unhideWhenUsed="1" w:qFormat="1"/>
+    <w:lsdException w:name="heading 8" w:uiPriority="9" w:semiHidden="1" w:unhideWhenUsed="1" w:qFormat="1"/>
+    <w:lsdException w:name="heading 9" w:uiPriority="9" w:semiHidden="1" w:unhideWhenUsed="1" w:qFormat="1"/>
     <w:lsdException w:name="index 1" w:semiHidden="1" w:unhideWhenUsed="1"/>
     <w:lsdException w:name="index 2" w:semiHidden="1" w:unhideWhenUsed="1"/>
     <w:lsdException w:name="index 3" w:semiHidden="1" w:unhideWhenUsed="1"/>
@@ -563,22 +920,22 @@
     <w:lsdException w:name="index 7" w:semiHidden="1" w:unhideWhenUsed="1"/>
     <w:lsdException w:name="index 8" w:semiHidden="1" w:unhideWhenUsed="1"/>
     <w:lsdException w:name="index 9" w:semiHidden="1" w:unhideWhenUsed="1"/>
-    <w:lsdException w:name="toc 1" w:semiHidden="1" w:uiPriority="39" w:unhideWhenUsed="1"/>
-    <w:lsdException w:name="toc 2" w:semiHidden="1" w:uiPriority="39" w:unhideWhenUsed="1"/>
-    <w:lsdException w:name="toc 3" w:semiHidden="1" w:uiPriority="39" w:unhideWhenUsed="1"/>
-    <w:lsdException w:name="toc 4" w:semiHidden="1" w:uiPriority="39" w:unhideWhenUsed="1"/>
-    <w:lsdException w:name="toc 5" w:semiHidden="1" w:uiPriority="39" w:unhideWhenUsed="1"/>
-    <w:lsdException w:name="toc 6" w:semiHidden="1" w:uiPriority="39" w:unhideWhenUsed="1"/>
-    <w:lsdException w:name="toc 7" w:semiHidden="1" w:uiPriority="39" w:unhideWhenUsed="1"/>
-    <w:lsdException w:name="toc 8" w:semiHidden="1" w:uiPriority="39" w:unhideWhenUsed="1"/>
-    <w:lsdException w:name="toc 9" w:semiHidden="1" w:uiPriority="39" w:unhideWhenUsed="1"/>
+    <w:lsdException w:name="toc 1" w:uiPriority="39" w:semiHidden="1" w:unhideWhenUsed="1"/>
+    <w:lsdException w:name="toc 2" w:uiPriority="39" w:semiHidden="1" w:unhideWhenUsed="1"/>
+    <w:lsdException w:name="toc 3" w:uiPriority="39" w:semiHidden="1" w:unhideWhenUsed="1"/>
+    <w:lsdException w:name="toc 4" w:uiPriority="39" w:semiHidden="1" w:unhideWhenUsed="1"/>
+    <w:lsdException w:name="toc 5" w:uiPriority="39" w:semiHidden="1" w:unhideWhenUsed="1"/>
+    <w:lsdException w:name="toc 6" w:uiPriority="39" w:semiHidden="1" w:unhideWhenUsed="1"/>
+    <w:lsdException w:name="toc 7" w:uiPriority="39" w:semiHidden="1" w:unhideWhenUsed="1"/>
+    <w:lsdException w:name="toc 8" w:uiPriority="39" w:semiHidden="1" w:unhideWhenUsed="1"/>
+    <w:lsdException w:name="toc 9" w:uiPriority="39" w:semiHidden="1" w:unhideWhenUsed="1"/>
     <w:lsdException w:name="Normal Indent" w:semiHidden="1" w:unhideWhenUsed="1"/>
     <w:lsdException w:name="footnote text" w:semiHidden="1" w:unhideWhenUsed="1"/>
     <w:lsdException w:name="annotation text" w:semiHidden="1" w:unhideWhenUsed="1"/>
     <w:lsdException w:name="header" w:semiHidden="1" w:unhideWhenUsed="1"/>
     <w:lsdException w:name="footer" w:semiHidden="1" w:unhideWhenUsed="1"/>
     <w:lsdException w:name="index heading" w:semiHidden="1" w:unhideWhenUsed="1"/>
-    <w:lsdException w:name="caption" w:semiHidden="1" w:uiPriority="35" w:unhideWhenUsed="1" w:qFormat="1"/>
+    <w:lsdException w:name="caption" w:uiPriority="35" w:semiHidden="1" w:unhideWhenUsed="1" w:qFormat="1"/>
     <w:lsdException w:name="table of figures" w:semiHidden="1" w:unhideWhenUsed="1"/>
     <w:lsdException w:name="envelope address" w:semiHidden="1" w:unhideWhenUsed="1"/>
     <w:lsdException w:name="envelope return" w:semiHidden="1" w:unhideWhenUsed="1"/>
@@ -609,7 +966,7 @@
     <w:lsdException w:name="Title" w:uiPriority="10" w:qFormat="1"/>
     <w:lsdException w:name="Closing" w:semiHidden="1" w:unhideWhenUsed="1"/>
     <w:lsdException w:name="Signature" w:semiHidden="1" w:unhideWhenUsed="1"/>
-    <w:lsdException w:name="Default Paragraph Font" w:semiHidden="1" w:uiPriority="1" w:unhideWhenUsed="1"/>
+    <w:lsdException w:name="Default Paragraph Font" w:uiPriority="1" w:semiHidden="1" w:unhideWhenUsed="1"/>
     <w:lsdException w:name="Body Text" w:semiHidden="1" w:unhideWhenUsed="1"/>
     <w:lsdException w:name="Body Text Indent" w:semiHidden="1" w:unhideWhenUsed="1"/>
     <w:lsdException w:name="List Continue" w:semiHidden="1" w:unhideWhenUsed="1"/>
@@ -809,8 +1166,8 @@
     <w:lsdException w:name="Subtle Reference" w:uiPriority="31" w:qFormat="1"/>
     <w:lsdException w:name="Intense Reference" w:uiPriority="32" w:qFormat="1"/>
     <w:lsdException w:name="Book Title" w:uiPriority="33" w:qFormat="1"/>
-    <w:lsdException w:name="Bibliography" w:semiHidden="1" w:uiPriority="37" w:unhideWhenUsed="1"/>
-    <w:lsdException w:name="TOC Heading" w:semiHidden="1" w:uiPriority="39" w:unhideWhenUsed="1" w:qFormat="1"/>
+    <w:lsdException w:name="Bibliography" w:uiPriority="37" w:semiHidden="1" w:unhideWhenUsed="1"/>
+    <w:lsdException w:name="TOC Heading" w:uiPriority="39" w:semiHidden="1" w:unhideWhenUsed="1" w:qFormat="1"/>
     <w:lsdException w:name="Plain Table 1" w:uiPriority="41"/>
     <w:lsdException w:name="Plain Table 2" w:uiPriority="42"/>
     <w:lsdException w:name="Plain Table 3" w:uiPriority="43"/>
@@ -921,215 +1278,602 @@
     <w:lsdException w:name="Unresolved Mention" w:semiHidden="1" w:unhideWhenUsed="1"/>
     <w:lsdException w:name="Smart Link" w:semiHidden="1" w:unhideWhenUsed="1"/>
   </w:latentStyles>
-  <w:style w:type="paragraph" w:default="1" w:styleId="Standard">
+  <w:style w:type="paragraph" w:styleId="Normal" w:default="1">
     <w:name w:val="Normal"/>
     <w:qFormat/>
-    <w:rsid w:val="00EA584B"/>
-  </w:style>
-  <w:style w:type="paragraph" w:styleId="berschrift1">
-    <w:name w:val="heading 1"/>
-    <w:basedOn w:val="Standard"/>
-    <w:next w:val="Standard"/>
-    <w:link w:val="berschrift1Zchn"/>
+    <w:rsid w:val="00ea584b"/>
+    <w:pPr>
+      <w:widowControl/>
+      <w:suppressAutoHyphens w:val="true"/>
+      <w:bidi w:val="0"/>
+      <w:spacing w:lineRule="auto" w:line="276" w:before="0" w:after="160"/>
+      <w:jc w:val="left"/>
+    </w:pPr>
+    <w:rPr>
+      <w:rFonts w:ascii="Aptos" w:hAnsi="Aptos" w:eastAsia="Aptos" w:cs="Mangal" w:asciiTheme="minorHAnsi" w:cstheme="minorBidi" w:eastAsiaTheme="minorHAnsi" w:hAnsiTheme="minorHAnsi"/>
+      <w:color w:val="auto"/>
+      <w:kern w:val="2"/>
+      <w:sz w:val="24"/>
+      <w:szCs w:val="21"/>
+      <w:lang w:val="de-AT" w:eastAsia="en-US" w:bidi="hi-IN"/>
+      <w14:ligatures w14:val="standardContextual"/>
+    </w:rPr>
+  </w:style>
+  <w:style w:type="paragraph" w:styleId="Heading1">
+    <w:name w:val="Heading 1"/>
+    <w:basedOn w:val="Normal"/>
+    <w:next w:val="Normal"/>
+    <w:link w:val="Berschrift1Zchn"/>
     <w:uiPriority w:val="9"/>
     <w:qFormat/>
     <w:rsid w:val="00923913"/>
     <w:pPr>
-      <w:keepNext/>
+      <w:keepNext w:val="true"/>
       <w:keepLines/>
       <w:spacing w:before="360" w:after="80"/>
       <w:outlineLvl w:val="0"/>
     </w:pPr>
     <w:rPr>
-      <w:rFonts w:asciiTheme="majorHAnsi" w:eastAsiaTheme="majorEastAsia" w:hAnsiTheme="majorHAnsi" w:cstheme="majorBidi"/>
-      <w:color w:val="0F4761" w:themeColor="accent1" w:themeShade="BF"/>
+      <w:rFonts w:ascii="Aptos Display" w:hAnsi="Aptos Display" w:eastAsia="" w:cs="Mangal" w:asciiTheme="majorHAnsi" w:cstheme="majorBidi" w:eastAsiaTheme="majorEastAsia" w:hAnsiTheme="majorHAnsi"/>
+      <w:color w:val="0F4761" w:themeColor="accent1" w:themeShade="bf"/>
       <w:sz w:val="40"/>
       <w:szCs w:val="36"/>
     </w:rPr>
   </w:style>
-  <w:style w:type="paragraph" w:styleId="berschrift2">
-    <w:name w:val="heading 2"/>
-    <w:basedOn w:val="Standard"/>
-    <w:next w:val="Standard"/>
-    <w:link w:val="berschrift2Zchn"/>
+  <w:style w:type="paragraph" w:styleId="Heading2">
+    <w:name w:val="Heading 2"/>
+    <w:basedOn w:val="Normal"/>
+    <w:next w:val="Normal"/>
+    <w:link w:val="Berschrift2Zchn"/>
     <w:uiPriority w:val="9"/>
     <w:semiHidden/>
     <w:unhideWhenUsed/>
     <w:qFormat/>
     <w:rsid w:val="00923913"/>
     <w:pPr>
-      <w:keepNext/>
+      <w:keepNext w:val="true"/>
       <w:keepLines/>
       <w:spacing w:before="160" w:after="80"/>
       <w:outlineLvl w:val="1"/>
     </w:pPr>
     <w:rPr>
-      <w:rFonts w:asciiTheme="majorHAnsi" w:eastAsiaTheme="majorEastAsia" w:hAnsiTheme="majorHAnsi" w:cstheme="majorBidi"/>
-      <w:color w:val="0F4761" w:themeColor="accent1" w:themeShade="BF"/>
+      <w:rFonts w:ascii="Aptos Display" w:hAnsi="Aptos Display" w:eastAsia="" w:cs="Mangal" w:asciiTheme="majorHAnsi" w:cstheme="majorBidi" w:eastAsiaTheme="majorEastAsia" w:hAnsiTheme="majorHAnsi"/>
+      <w:color w:val="0F4761" w:themeColor="accent1" w:themeShade="bf"/>
       <w:sz w:val="32"/>
       <w:szCs w:val="29"/>
     </w:rPr>
   </w:style>
-  <w:style w:type="paragraph" w:styleId="berschrift3">
-    <w:name w:val="heading 3"/>
-    <w:basedOn w:val="Standard"/>
-    <w:next w:val="Standard"/>
-    <w:link w:val="berschrift3Zchn"/>
+  <w:style w:type="paragraph" w:styleId="Heading3">
+    <w:name w:val="Heading 3"/>
+    <w:basedOn w:val="Normal"/>
+    <w:next w:val="Normal"/>
+    <w:link w:val="Berschrift3Zchn"/>
     <w:uiPriority w:val="9"/>
     <w:semiHidden/>
     <w:unhideWhenUsed/>
     <w:qFormat/>
     <w:rsid w:val="00923913"/>
     <w:pPr>
-      <w:keepNext/>
+      <w:keepNext w:val="true"/>
       <w:keepLines/>
       <w:spacing w:before="160" w:after="80"/>
       <w:outlineLvl w:val="2"/>
     </w:pPr>
     <w:rPr>
-      <w:rFonts w:eastAsiaTheme="majorEastAsia" w:cstheme="majorBidi"/>
-      <w:color w:val="0F4761" w:themeColor="accent1" w:themeShade="BF"/>
+      <w:rFonts w:eastAsia="" w:cs="Mangal" w:cstheme="majorBidi" w:eastAsiaTheme="majorEastAsia"/>
+      <w:color w:val="0F4761" w:themeColor="accent1" w:themeShade="bf"/>
       <w:sz w:val="28"/>
       <w:szCs w:val="25"/>
     </w:rPr>
   </w:style>
-  <w:style w:type="paragraph" w:styleId="berschrift4">
-    <w:name w:val="heading 4"/>
-    <w:basedOn w:val="Standard"/>
-    <w:next w:val="Standard"/>
-    <w:link w:val="berschrift4Zchn"/>
+  <w:style w:type="paragraph" w:styleId="Heading4">
+    <w:name w:val="Heading 4"/>
+    <w:basedOn w:val="Normal"/>
+    <w:next w:val="Normal"/>
+    <w:link w:val="Berschrift4Zchn"/>
     <w:uiPriority w:val="9"/>
     <w:semiHidden/>
     <w:unhideWhenUsed/>
     <w:qFormat/>
     <w:rsid w:val="00923913"/>
     <w:pPr>
-      <w:keepNext/>
+      <w:keepNext w:val="true"/>
       <w:keepLines/>
       <w:spacing w:before="80" w:after="40"/>
       <w:outlineLvl w:val="3"/>
     </w:pPr>
     <w:rPr>
-      <w:rFonts w:eastAsiaTheme="majorEastAsia" w:cstheme="majorBidi"/>
+      <w:rFonts w:eastAsia="" w:cs="Mangal" w:cstheme="majorBidi" w:eastAsiaTheme="majorEastAsia"/>
       <w:i/>
       <w:iCs/>
-      <w:color w:val="0F4761" w:themeColor="accent1" w:themeShade="BF"/>
-    </w:rPr>
-  </w:style>
-  <w:style w:type="paragraph" w:styleId="berschrift5">
-    <w:name w:val="heading 5"/>
-    <w:basedOn w:val="Standard"/>
-    <w:next w:val="Standard"/>
-    <w:link w:val="berschrift5Zchn"/>
+      <w:color w:val="0F4761" w:themeColor="accent1" w:themeShade="bf"/>
+    </w:rPr>
+  </w:style>
+  <w:style w:type="paragraph" w:styleId="Heading5">
+    <w:name w:val="Heading 5"/>
+    <w:basedOn w:val="Normal"/>
+    <w:next w:val="Normal"/>
+    <w:link w:val="Berschrift5Zchn"/>
     <w:uiPriority w:val="9"/>
     <w:semiHidden/>
     <w:unhideWhenUsed/>
     <w:qFormat/>
     <w:rsid w:val="00923913"/>
     <w:pPr>
-      <w:keepNext/>
+      <w:keepNext w:val="true"/>
       <w:keepLines/>
       <w:spacing w:before="80" w:after="40"/>
       <w:outlineLvl w:val="4"/>
     </w:pPr>
     <w:rPr>
-      <w:rFonts w:eastAsiaTheme="majorEastAsia" w:cstheme="majorBidi"/>
-      <w:color w:val="0F4761" w:themeColor="accent1" w:themeShade="BF"/>
-    </w:rPr>
-  </w:style>
-  <w:style w:type="paragraph" w:styleId="berschrift6">
-    <w:name w:val="heading 6"/>
-    <w:basedOn w:val="Standard"/>
-    <w:next w:val="Standard"/>
-    <w:link w:val="berschrift6Zchn"/>
+      <w:rFonts w:eastAsia="" w:cs="Mangal" w:cstheme="majorBidi" w:eastAsiaTheme="majorEastAsia"/>
+      <w:color w:val="0F4761" w:themeColor="accent1" w:themeShade="bf"/>
+    </w:rPr>
+  </w:style>
+  <w:style w:type="paragraph" w:styleId="Heading6">
+    <w:name w:val="Heading 6"/>
+    <w:basedOn w:val="Normal"/>
+    <w:next w:val="Normal"/>
+    <w:link w:val="Berschrift6Zchn"/>
     <w:uiPriority w:val="9"/>
     <w:semiHidden/>
     <w:unhideWhenUsed/>
     <w:qFormat/>
     <w:rsid w:val="00923913"/>
     <w:pPr>
-      <w:keepNext/>
+      <w:keepNext w:val="true"/>
       <w:keepLines/>
       <w:spacing w:before="40" w:after="0"/>
       <w:outlineLvl w:val="5"/>
     </w:pPr>
     <w:rPr>
-      <w:rFonts w:eastAsiaTheme="majorEastAsia" w:cstheme="majorBidi"/>
+      <w:rFonts w:eastAsia="" w:cs="Mangal" w:cstheme="majorBidi" w:eastAsiaTheme="majorEastAsia"/>
       <w:i/>
       <w:iCs/>
-      <w:color w:val="595959" w:themeColor="text1" w:themeTint="A6"/>
-    </w:rPr>
-  </w:style>
-  <w:style w:type="paragraph" w:styleId="berschrift7">
-    <w:name w:val="heading 7"/>
-    <w:basedOn w:val="Standard"/>
-    <w:next w:val="Standard"/>
-    <w:link w:val="berschrift7Zchn"/>
+      <w:color w:val="595959" w:themeColor="text1" w:themeTint="a6"/>
+    </w:rPr>
+  </w:style>
+  <w:style w:type="paragraph" w:styleId="Heading7">
+    <w:name w:val="Heading 7"/>
+    <w:basedOn w:val="Normal"/>
+    <w:next w:val="Normal"/>
+    <w:link w:val="Berschrift7Zchn"/>
     <w:uiPriority w:val="9"/>
     <w:semiHidden/>
     <w:unhideWhenUsed/>
     <w:qFormat/>
     <w:rsid w:val="00923913"/>
     <w:pPr>
-      <w:keepNext/>
+      <w:keepNext w:val="true"/>
       <w:keepLines/>
       <w:spacing w:before="40" w:after="0"/>
       <w:outlineLvl w:val="6"/>
     </w:pPr>
     <w:rPr>
-      <w:rFonts w:eastAsiaTheme="majorEastAsia" w:cstheme="majorBidi"/>
-      <w:color w:val="595959" w:themeColor="text1" w:themeTint="A6"/>
-    </w:rPr>
-  </w:style>
-  <w:style w:type="paragraph" w:styleId="berschrift8">
-    <w:name w:val="heading 8"/>
-    <w:basedOn w:val="Standard"/>
-    <w:next w:val="Standard"/>
-    <w:link w:val="berschrift8Zchn"/>
+      <w:rFonts w:eastAsia="" w:cs="Mangal" w:cstheme="majorBidi" w:eastAsiaTheme="majorEastAsia"/>
+      <w:color w:val="595959" w:themeColor="text1" w:themeTint="a6"/>
+    </w:rPr>
+  </w:style>
+  <w:style w:type="paragraph" w:styleId="Heading8">
+    <w:name w:val="Heading 8"/>
+    <w:basedOn w:val="Normal"/>
+    <w:next w:val="Normal"/>
+    <w:link w:val="Berschrift8Zchn"/>
     <w:uiPriority w:val="9"/>
     <w:semiHidden/>
     <w:unhideWhenUsed/>
     <w:qFormat/>
     <w:rsid w:val="00923913"/>
     <w:pPr>
-      <w:keepNext/>
+      <w:keepNext w:val="true"/>
       <w:keepLines/>
-      <w:spacing w:after="0"/>
+      <w:spacing w:before="0" w:after="0"/>
       <w:outlineLvl w:val="7"/>
     </w:pPr>
     <w:rPr>
-      <w:rFonts w:eastAsiaTheme="majorEastAsia" w:cstheme="majorBidi"/>
+      <w:rFonts w:eastAsia="" w:cs="Mangal" w:cstheme="majorBidi" w:eastAsiaTheme="majorEastAsia"/>
       <w:i/>
       <w:iCs/>
-      <w:color w:val="272727" w:themeColor="text1" w:themeTint="D8"/>
-    </w:rPr>
-  </w:style>
-  <w:style w:type="paragraph" w:styleId="berschrift9">
-    <w:name w:val="heading 9"/>
-    <w:basedOn w:val="Standard"/>
-    <w:next w:val="Standard"/>
-    <w:link w:val="berschrift9Zchn"/>
+      <w:color w:val="272727" w:themeColor="text1" w:themeTint="d8"/>
+    </w:rPr>
+  </w:style>
+  <w:style w:type="paragraph" w:styleId="Heading9">
+    <w:name w:val="Heading 9"/>
+    <w:basedOn w:val="Normal"/>
+    <w:next w:val="Normal"/>
+    <w:link w:val="Berschrift9Zchn"/>
     <w:uiPriority w:val="9"/>
     <w:semiHidden/>
     <w:unhideWhenUsed/>
     <w:qFormat/>
     <w:rsid w:val="00923913"/>
     <w:pPr>
-      <w:keepNext/>
+      <w:keepNext w:val="true"/>
       <w:keepLines/>
-      <w:spacing w:after="0"/>
+      <w:spacing w:before="0" w:after="0"/>
       <w:outlineLvl w:val="8"/>
     </w:pPr>
     <w:rPr>
-      <w:rFonts w:eastAsiaTheme="majorEastAsia" w:cstheme="majorBidi"/>
-      <w:color w:val="272727" w:themeColor="text1" w:themeTint="D8"/>
-    </w:rPr>
-  </w:style>
-  <w:style w:type="character" w:default="1" w:styleId="Absatz-Standardschriftart">
+      <w:rFonts w:eastAsia="" w:cs="Mangal" w:cstheme="majorBidi" w:eastAsiaTheme="majorEastAsia"/>
+      <w:color w:val="272727" w:themeColor="text1" w:themeTint="d8"/>
+    </w:rPr>
+  </w:style>
+  <w:style w:type="character" w:styleId="DefaultParagraphFont" w:default="1">
     <w:name w:val="Default Paragraph Font"/>
     <w:uiPriority w:val="1"/>
     <w:semiHidden/>
     <w:unhideWhenUsed/>
+    <w:qFormat/>
+    <w:rPr/>
+  </w:style>
+  <w:style w:type="character" w:styleId="Berschrift1Zchn" w:customStyle="1">
+    <w:name w:val="Überschrift 1 Zchn"/>
+    <w:basedOn w:val="DefaultParagraphFont"/>
+    <w:link w:val="Heading1"/>
+    <w:uiPriority w:val="9"/>
+    <w:qFormat/>
+    <w:rsid w:val="00923913"/>
+    <w:rPr>
+      <w:rFonts w:ascii="Aptos Display" w:hAnsi="Aptos Display" w:eastAsia="" w:cs="Mangal" w:asciiTheme="majorHAnsi" w:cstheme="majorBidi" w:eastAsiaTheme="majorEastAsia" w:hAnsiTheme="majorHAnsi"/>
+      <w:color w:val="0F4761" w:themeColor="accent1" w:themeShade="bf"/>
+      <w:sz w:val="40"/>
+      <w:szCs w:val="36"/>
+    </w:rPr>
+  </w:style>
+  <w:style w:type="character" w:styleId="Berschrift2Zchn" w:customStyle="1">
+    <w:name w:val="Überschrift 2 Zchn"/>
+    <w:basedOn w:val="DefaultParagraphFont"/>
+    <w:link w:val="Heading2"/>
+    <w:uiPriority w:val="9"/>
+    <w:semiHidden/>
+    <w:qFormat/>
+    <w:rsid w:val="00923913"/>
+    <w:rPr>
+      <w:rFonts w:ascii="Aptos Display" w:hAnsi="Aptos Display" w:eastAsia="" w:cs="Mangal" w:asciiTheme="majorHAnsi" w:cstheme="majorBidi" w:eastAsiaTheme="majorEastAsia" w:hAnsiTheme="majorHAnsi"/>
+      <w:color w:val="0F4761" w:themeColor="accent1" w:themeShade="bf"/>
+      <w:sz w:val="32"/>
+      <w:szCs w:val="29"/>
+    </w:rPr>
+  </w:style>
+  <w:style w:type="character" w:styleId="Berschrift3Zchn" w:customStyle="1">
+    <w:name w:val="Überschrift 3 Zchn"/>
+    <w:basedOn w:val="DefaultParagraphFont"/>
+    <w:link w:val="Heading3"/>
+    <w:uiPriority w:val="9"/>
+    <w:semiHidden/>
+    <w:qFormat/>
+    <w:rsid w:val="00923913"/>
+    <w:rPr>
+      <w:rFonts w:eastAsia="" w:cs="Mangal" w:cstheme="majorBidi" w:eastAsiaTheme="majorEastAsia"/>
+      <w:color w:val="0F4761" w:themeColor="accent1" w:themeShade="bf"/>
+      <w:sz w:val="28"/>
+      <w:szCs w:val="25"/>
+    </w:rPr>
+  </w:style>
+  <w:style w:type="character" w:styleId="Berschrift4Zchn" w:customStyle="1">
+    <w:name w:val="Überschrift 4 Zchn"/>
+    <w:basedOn w:val="DefaultParagraphFont"/>
+    <w:link w:val="Heading4"/>
+    <w:uiPriority w:val="9"/>
+    <w:semiHidden/>
+    <w:qFormat/>
+    <w:rsid w:val="00923913"/>
+    <w:rPr>
+      <w:rFonts w:eastAsia="" w:cs="Mangal" w:cstheme="majorBidi" w:eastAsiaTheme="majorEastAsia"/>
+      <w:i/>
+      <w:iCs/>
+      <w:color w:val="0F4761" w:themeColor="accent1" w:themeShade="bf"/>
+    </w:rPr>
+  </w:style>
+  <w:style w:type="character" w:styleId="Berschrift5Zchn" w:customStyle="1">
+    <w:name w:val="Überschrift 5 Zchn"/>
+    <w:basedOn w:val="DefaultParagraphFont"/>
+    <w:link w:val="Heading5"/>
+    <w:uiPriority w:val="9"/>
+    <w:semiHidden/>
+    <w:qFormat/>
+    <w:rsid w:val="00923913"/>
+    <w:rPr>
+      <w:rFonts w:eastAsia="" w:cs="Mangal" w:cstheme="majorBidi" w:eastAsiaTheme="majorEastAsia"/>
+      <w:color w:val="0F4761" w:themeColor="accent1" w:themeShade="bf"/>
+    </w:rPr>
+  </w:style>
+  <w:style w:type="character" w:styleId="Berschrift6Zchn" w:customStyle="1">
+    <w:name w:val="Überschrift 6 Zchn"/>
+    <w:basedOn w:val="DefaultParagraphFont"/>
+    <w:link w:val="Heading6"/>
+    <w:uiPriority w:val="9"/>
+    <w:semiHidden/>
+    <w:qFormat/>
+    <w:rsid w:val="00923913"/>
+    <w:rPr>
+      <w:rFonts w:eastAsia="" w:cs="Mangal" w:cstheme="majorBidi" w:eastAsiaTheme="majorEastAsia"/>
+      <w:i/>
+      <w:iCs/>
+      <w:color w:val="595959" w:themeColor="text1" w:themeTint="a6"/>
+    </w:rPr>
+  </w:style>
+  <w:style w:type="character" w:styleId="Berschrift7Zchn" w:customStyle="1">
+    <w:name w:val="Überschrift 7 Zchn"/>
+    <w:basedOn w:val="DefaultParagraphFont"/>
+    <w:link w:val="Heading7"/>
+    <w:uiPriority w:val="9"/>
+    <w:semiHidden/>
+    <w:qFormat/>
+    <w:rsid w:val="00923913"/>
+    <w:rPr>
+      <w:rFonts w:eastAsia="" w:cs="Mangal" w:cstheme="majorBidi" w:eastAsiaTheme="majorEastAsia"/>
+      <w:color w:val="595959" w:themeColor="text1" w:themeTint="a6"/>
+    </w:rPr>
+  </w:style>
+  <w:style w:type="character" w:styleId="Berschrift8Zchn" w:customStyle="1">
+    <w:name w:val="Überschrift 8 Zchn"/>
+    <w:basedOn w:val="DefaultParagraphFont"/>
+    <w:link w:val="Heading8"/>
+    <w:uiPriority w:val="9"/>
+    <w:semiHidden/>
+    <w:qFormat/>
+    <w:rsid w:val="00923913"/>
+    <w:rPr>
+      <w:rFonts w:eastAsia="" w:cs="Mangal" w:cstheme="majorBidi" w:eastAsiaTheme="majorEastAsia"/>
+      <w:i/>
+      <w:iCs/>
+      <w:color w:val="272727" w:themeColor="text1" w:themeTint="d8"/>
+    </w:rPr>
+  </w:style>
+  <w:style w:type="character" w:styleId="Berschrift9Zchn" w:customStyle="1">
+    <w:name w:val="Überschrift 9 Zchn"/>
+    <w:basedOn w:val="DefaultParagraphFont"/>
+    <w:link w:val="Heading9"/>
+    <w:uiPriority w:val="9"/>
+    <w:semiHidden/>
+    <w:qFormat/>
+    <w:rsid w:val="00923913"/>
+    <w:rPr>
+      <w:rFonts w:eastAsia="" w:cs="Mangal" w:cstheme="majorBidi" w:eastAsiaTheme="majorEastAsia"/>
+      <w:color w:val="272727" w:themeColor="text1" w:themeTint="d8"/>
+    </w:rPr>
+  </w:style>
+  <w:style w:type="character" w:styleId="TitelZchn" w:customStyle="1">
+    <w:name w:val="Titel Zchn"/>
+    <w:basedOn w:val="DefaultParagraphFont"/>
+    <w:link w:val="Title"/>
+    <w:uiPriority w:val="10"/>
+    <w:qFormat/>
+    <w:rsid w:val="00923913"/>
+    <w:rPr>
+      <w:rFonts w:ascii="Aptos Display" w:hAnsi="Aptos Display" w:eastAsia="" w:cs="Mangal" w:asciiTheme="majorHAnsi" w:cstheme="majorBidi" w:eastAsiaTheme="majorEastAsia" w:hAnsiTheme="majorHAnsi"/>
+      <w:spacing w:val="-10"/>
+      <w:kern w:val="2"/>
+      <w:sz w:val="56"/>
+      <w:szCs w:val="50"/>
+    </w:rPr>
+  </w:style>
+  <w:style w:type="character" w:styleId="UntertitelZchn" w:customStyle="1">
+    <w:name w:val="Untertitel Zchn"/>
+    <w:basedOn w:val="DefaultParagraphFont"/>
+    <w:link w:val="Subtitle"/>
+    <w:uiPriority w:val="11"/>
+    <w:qFormat/>
+    <w:rsid w:val="00923913"/>
+    <w:rPr>
+      <w:rFonts w:eastAsia="" w:cs="Mangal" w:cstheme="majorBidi" w:eastAsiaTheme="majorEastAsia"/>
+      <w:color w:val="595959" w:themeColor="text1" w:themeTint="a6"/>
+      <w:spacing w:val="15"/>
+      <w:sz w:val="28"/>
+      <w:szCs w:val="25"/>
+    </w:rPr>
+  </w:style>
+  <w:style w:type="character" w:styleId="ZitatZchn" w:customStyle="1">
+    <w:name w:val="Zitat Zchn"/>
+    <w:basedOn w:val="DefaultParagraphFont"/>
+    <w:link w:val="Quote"/>
+    <w:uiPriority w:val="29"/>
+    <w:qFormat/>
+    <w:rsid w:val="00923913"/>
+    <w:rPr>
+      <w:i/>
+      <w:iCs/>
+      <w:color w:val="404040" w:themeColor="text1" w:themeTint="bf"/>
+    </w:rPr>
+  </w:style>
+  <w:style w:type="character" w:styleId="IntenseEmphasis">
+    <w:name w:val="Intense Emphasis"/>
+    <w:basedOn w:val="DefaultParagraphFont"/>
+    <w:uiPriority w:val="21"/>
+    <w:qFormat/>
+    <w:rsid w:val="00923913"/>
+    <w:rPr>
+      <w:i/>
+      <w:iCs/>
+      <w:color w:val="0F4761" w:themeColor="accent1" w:themeShade="bf"/>
+    </w:rPr>
+  </w:style>
+  <w:style w:type="character" w:styleId="IntensivesZitatZchn" w:customStyle="1">
+    <w:name w:val="Intensives Zitat Zchn"/>
+    <w:basedOn w:val="DefaultParagraphFont"/>
+    <w:link w:val="IntenseQuote"/>
+    <w:uiPriority w:val="30"/>
+    <w:qFormat/>
+    <w:rsid w:val="00923913"/>
+    <w:rPr>
+      <w:i/>
+      <w:iCs/>
+      <w:color w:val="0F4761" w:themeColor="accent1" w:themeShade="bf"/>
+    </w:rPr>
+  </w:style>
+  <w:style w:type="character" w:styleId="IntenseReference">
+    <w:name w:val="Intense Reference"/>
+    <w:basedOn w:val="DefaultParagraphFont"/>
+    <w:uiPriority w:val="32"/>
+    <w:qFormat/>
+    <w:rsid w:val="00923913"/>
+    <w:rPr>
+      <w:b/>
+      <w:bCs/>
+      <w:smallCaps/>
+      <w:color w:val="0F4761" w:themeColor="accent1" w:themeShade="bf"/>
+      <w:spacing w:val="5"/>
+    </w:rPr>
+  </w:style>
+  <w:style w:type="character" w:styleId="StrongEmphasis">
+    <w:name w:val="Strong"/>
+    <w:qFormat/>
+    <w:rPr>
+      <w:b/>
+      <w:bCs/>
+    </w:rPr>
+  </w:style>
+  <w:style w:type="paragraph" w:styleId="Heading">
+    <w:name w:val="Heading"/>
+    <w:basedOn w:val="Normal"/>
+    <w:next w:val="TextBody"/>
+    <w:qFormat/>
+    <w:pPr>
+      <w:keepNext w:val="true"/>
+      <w:spacing w:before="240" w:after="120"/>
+    </w:pPr>
+    <w:rPr>
+      <w:rFonts w:ascii="Liberation Sans" w:hAnsi="Liberation Sans" w:eastAsia="DejaVu Sans" w:cs="DejaVu Sans"/>
+      <w:sz w:val="28"/>
+      <w:szCs w:val="28"/>
+    </w:rPr>
+  </w:style>
+  <w:style w:type="paragraph" w:styleId="TextBody">
+    <w:name w:val="Body Text"/>
+    <w:basedOn w:val="Normal"/>
+    <w:pPr>
+      <w:spacing w:lineRule="auto" w:line="276" w:before="0" w:after="140"/>
+    </w:pPr>
+    <w:rPr/>
+  </w:style>
+  <w:style w:type="paragraph" w:styleId="List">
+    <w:name w:val="List"/>
+    <w:basedOn w:val="TextBody"/>
+    <w:pPr/>
+    <w:rPr/>
+  </w:style>
+  <w:style w:type="paragraph" w:styleId="Caption">
+    <w:name w:val="Caption"/>
+    <w:basedOn w:val="Normal"/>
+    <w:qFormat/>
+    <w:pPr>
+      <w:suppressLineNumbers/>
+      <w:spacing w:before="120" w:after="120"/>
+    </w:pPr>
+    <w:rPr>
+      <w:i/>
+      <w:iCs/>
+      <w:sz w:val="24"/>
+      <w:szCs w:val="24"/>
+    </w:rPr>
+  </w:style>
+  <w:style w:type="paragraph" w:styleId="Index">
+    <w:name w:val="Index"/>
+    <w:basedOn w:val="Normal"/>
+    <w:qFormat/>
+    <w:pPr>
+      <w:suppressLineNumbers/>
+    </w:pPr>
+    <w:rPr/>
+  </w:style>
+  <w:style w:type="paragraph" w:styleId="Title">
+    <w:name w:val="Title"/>
+    <w:basedOn w:val="Normal"/>
+    <w:next w:val="Normal"/>
+    <w:link w:val="TitelZchn"/>
+    <w:uiPriority w:val="10"/>
+    <w:qFormat/>
+    <w:rsid w:val="00923913"/>
+    <w:pPr>
+      <w:spacing w:lineRule="auto" w:line="240" w:before="0" w:after="80"/>
+      <w:contextualSpacing/>
+    </w:pPr>
+    <w:rPr>
+      <w:rFonts w:ascii="Aptos Display" w:hAnsi="Aptos Display" w:eastAsia="" w:cs="Mangal" w:asciiTheme="majorHAnsi" w:cstheme="majorBidi" w:eastAsiaTheme="majorEastAsia" w:hAnsiTheme="majorHAnsi"/>
+      <w:spacing w:val="-10"/>
+      <w:kern w:val="2"/>
+      <w:sz w:val="56"/>
+      <w:szCs w:val="50"/>
+    </w:rPr>
+  </w:style>
+  <w:style w:type="paragraph" w:styleId="Subtitle">
+    <w:name w:val="Subtitle"/>
+    <w:basedOn w:val="Normal"/>
+    <w:next w:val="Normal"/>
+    <w:link w:val="UntertitelZchn"/>
+    <w:uiPriority w:val="11"/>
+    <w:qFormat/>
+    <w:rsid w:val="00923913"/>
+    <w:pPr/>
+    <w:rPr>
+      <w:rFonts w:eastAsia="" w:cs="Mangal" w:cstheme="majorBidi" w:eastAsiaTheme="majorEastAsia"/>
+      <w:color w:val="595959" w:themeColor="text1" w:themeTint="a6"/>
+      <w:spacing w:val="15"/>
+      <w:sz w:val="28"/>
+      <w:szCs w:val="25"/>
+    </w:rPr>
+  </w:style>
+  <w:style w:type="paragraph" w:styleId="Quote">
+    <w:name w:val="Quote"/>
+    <w:basedOn w:val="Normal"/>
+    <w:next w:val="Normal"/>
+    <w:link w:val="ZitatZchn"/>
+    <w:uiPriority w:val="29"/>
+    <w:qFormat/>
+    <w:rsid w:val="00923913"/>
+    <w:pPr>
+      <w:spacing w:before="160" w:after="160"/>
+      <w:jc w:val="center"/>
+    </w:pPr>
+    <w:rPr>
+      <w:i/>
+      <w:iCs/>
+      <w:color w:val="404040" w:themeColor="text1" w:themeTint="bf"/>
+    </w:rPr>
+  </w:style>
+  <w:style w:type="paragraph" w:styleId="ListParagraph">
+    <w:name w:val="List Paragraph"/>
+    <w:basedOn w:val="Normal"/>
+    <w:uiPriority w:val="34"/>
+    <w:qFormat/>
+    <w:rsid w:val="00923913"/>
+    <w:pPr>
+      <w:spacing w:before="0" w:after="160"/>
+      <w:ind w:left="720" w:hanging="0"/>
+      <w:contextualSpacing/>
+    </w:pPr>
+    <w:rPr/>
+  </w:style>
+  <w:style w:type="paragraph" w:styleId="IntenseQuote">
+    <w:name w:val="Intense Quote"/>
+    <w:basedOn w:val="Normal"/>
+    <w:next w:val="Normal"/>
+    <w:link w:val="IntensivesZitatZchn"/>
+    <w:uiPriority w:val="30"/>
+    <w:qFormat/>
+    <w:rsid w:val="00923913"/>
+    <w:pPr>
+      <w:pBdr>
+        <w:top w:val="single" w:sz="4" w:space="10" w:color="0F4761"/>
+        <w:bottom w:val="single" w:sz="4" w:space="10" w:color="0F4761"/>
+      </w:pBdr>
+      <w:spacing w:before="360" w:after="360"/>
+      <w:ind w:left="864" w:right="864" w:hanging="0"/>
+      <w:jc w:val="center"/>
+    </w:pPr>
+    <w:rPr>
+      <w:i/>
+      <w:iCs/>
+      <w:color w:val="0F4761" w:themeColor="accent1" w:themeShade="bf"/>
+    </w:rPr>
+  </w:style>
+  <w:style w:type="numbering" w:styleId="NoList" w:default="1">
+    <w:name w:val="No List"/>
+    <w:uiPriority w:val="99"/>
+    <w:semiHidden/>
+    <w:unhideWhenUsed/>
+    <w:qFormat/>
   </w:style>
   <w:style w:type="table" w:default="1" w:styleId="NormaleTabelle">
     <w:name w:val="Normal Table"/>
@@ -1137,7 +1881,6 @@
     <w:semiHidden/>
     <w:unhideWhenUsed/>
     <w:tblPr>
-      <w:tblInd w:w="0" w:type="dxa"/>
       <w:tblCellMar>
         <w:top w:w="0" w:type="dxa"/>
         <w:left w:w="108" w:type="dxa"/>
@@ -1145,302 +1888,6 @@
         <w:right w:w="108" w:type="dxa"/>
       </w:tblCellMar>
     </w:tblPr>
-  </w:style>
-  <w:style w:type="numbering" w:default="1" w:styleId="KeineListe">
-    <w:name w:val="No List"/>
-    <w:uiPriority w:val="99"/>
-    <w:semiHidden/>
-    <w:unhideWhenUsed/>
-  </w:style>
-  <w:style w:type="character" w:customStyle="1" w:styleId="berschrift1Zchn">
-    <w:name w:val="Überschrift 1 Zchn"/>
-    <w:basedOn w:val="Absatz-Standardschriftart"/>
-    <w:link w:val="berschrift1"/>
-    <w:uiPriority w:val="9"/>
-    <w:rsid w:val="00923913"/>
-    <w:rPr>
-      <w:rFonts w:asciiTheme="majorHAnsi" w:eastAsiaTheme="majorEastAsia" w:hAnsiTheme="majorHAnsi" w:cstheme="majorBidi"/>
-      <w:color w:val="0F4761" w:themeColor="accent1" w:themeShade="BF"/>
-      <w:sz w:val="40"/>
-      <w:szCs w:val="36"/>
-    </w:rPr>
-  </w:style>
-  <w:style w:type="character" w:customStyle="1" w:styleId="berschrift2Zchn">
-    <w:name w:val="Überschrift 2 Zchn"/>
-    <w:basedOn w:val="Absatz-Standardschriftart"/>
-    <w:link w:val="berschrift2"/>
-    <w:uiPriority w:val="9"/>
-    <w:semiHidden/>
-    <w:rsid w:val="00923913"/>
-    <w:rPr>
-      <w:rFonts w:asciiTheme="majorHAnsi" w:eastAsiaTheme="majorEastAsia" w:hAnsiTheme="majorHAnsi" w:cstheme="majorBidi"/>
-      <w:color w:val="0F4761" w:themeColor="accent1" w:themeShade="BF"/>
-      <w:sz w:val="32"/>
-      <w:szCs w:val="29"/>
-    </w:rPr>
-  </w:style>
-  <w:style w:type="character" w:customStyle="1" w:styleId="berschrift3Zchn">
-    <w:name w:val="Überschrift 3 Zchn"/>
-    <w:basedOn w:val="Absatz-Standardschriftart"/>
-    <w:link w:val="berschrift3"/>
-    <w:uiPriority w:val="9"/>
-    <w:semiHidden/>
-    <w:rsid w:val="00923913"/>
-    <w:rPr>
-      <w:rFonts w:eastAsiaTheme="majorEastAsia" w:cstheme="majorBidi"/>
-      <w:color w:val="0F4761" w:themeColor="accent1" w:themeShade="BF"/>
-      <w:sz w:val="28"/>
-      <w:szCs w:val="25"/>
-    </w:rPr>
-  </w:style>
-  <w:style w:type="character" w:customStyle="1" w:styleId="berschrift4Zchn">
-    <w:name w:val="Überschrift 4 Zchn"/>
-    <w:basedOn w:val="Absatz-Standardschriftart"/>
-    <w:link w:val="berschrift4"/>
-    <w:uiPriority w:val="9"/>
-    <w:semiHidden/>
-    <w:rsid w:val="00923913"/>
-    <w:rPr>
-      <w:rFonts w:eastAsiaTheme="majorEastAsia" w:cstheme="majorBidi"/>
-      <w:i/>
-      <w:iCs/>
-      <w:color w:val="0F4761" w:themeColor="accent1" w:themeShade="BF"/>
-    </w:rPr>
-  </w:style>
-  <w:style w:type="character" w:customStyle="1" w:styleId="berschrift5Zchn">
-    <w:name w:val="Überschrift 5 Zchn"/>
-    <w:basedOn w:val="Absatz-Standardschriftart"/>
-    <w:link w:val="berschrift5"/>
-    <w:uiPriority w:val="9"/>
-    <w:semiHidden/>
-    <w:rsid w:val="00923913"/>
-    <w:rPr>
-      <w:rFonts w:eastAsiaTheme="majorEastAsia" w:cstheme="majorBidi"/>
-      <w:color w:val="0F4761" w:themeColor="accent1" w:themeShade="BF"/>
-    </w:rPr>
-  </w:style>
-  <w:style w:type="character" w:customStyle="1" w:styleId="berschrift6Zchn">
-    <w:name w:val="Überschrift 6 Zchn"/>
-    <w:basedOn w:val="Absatz-Standardschriftart"/>
-    <w:link w:val="berschrift6"/>
-    <w:uiPriority w:val="9"/>
-    <w:semiHidden/>
-    <w:rsid w:val="00923913"/>
-    <w:rPr>
-      <w:rFonts w:eastAsiaTheme="majorEastAsia" w:cstheme="majorBidi"/>
-      <w:i/>
-      <w:iCs/>
-      <w:color w:val="595959" w:themeColor="text1" w:themeTint="A6"/>
-    </w:rPr>
-  </w:style>
-  <w:style w:type="character" w:customStyle="1" w:styleId="berschrift7Zchn">
-    <w:name w:val="Überschrift 7 Zchn"/>
-    <w:basedOn w:val="Absatz-Standardschriftart"/>
-    <w:link w:val="berschrift7"/>
-    <w:uiPriority w:val="9"/>
-    <w:semiHidden/>
-    <w:rsid w:val="00923913"/>
-    <w:rPr>
-      <w:rFonts w:eastAsiaTheme="majorEastAsia" w:cstheme="majorBidi"/>
-      <w:color w:val="595959" w:themeColor="text1" w:themeTint="A6"/>
-    </w:rPr>
-  </w:style>
-  <w:style w:type="character" w:customStyle="1" w:styleId="berschrift8Zchn">
-    <w:name w:val="Überschrift 8 Zchn"/>
-    <w:basedOn w:val="Absatz-Standardschriftart"/>
-    <w:link w:val="berschrift8"/>
-    <w:uiPriority w:val="9"/>
-    <w:semiHidden/>
-    <w:rsid w:val="00923913"/>
-    <w:rPr>
-      <w:rFonts w:eastAsiaTheme="majorEastAsia" w:cstheme="majorBidi"/>
-      <w:i/>
-      <w:iCs/>
-      <w:color w:val="272727" w:themeColor="text1" w:themeTint="D8"/>
-    </w:rPr>
-  </w:style>
-  <w:style w:type="character" w:customStyle="1" w:styleId="berschrift9Zchn">
-    <w:name w:val="Überschrift 9 Zchn"/>
-    <w:basedOn w:val="Absatz-Standardschriftart"/>
-    <w:link w:val="berschrift9"/>
-    <w:uiPriority w:val="9"/>
-    <w:semiHidden/>
-    <w:rsid w:val="00923913"/>
-    <w:rPr>
-      <w:rFonts w:eastAsiaTheme="majorEastAsia" w:cstheme="majorBidi"/>
-      <w:color w:val="272727" w:themeColor="text1" w:themeTint="D8"/>
-    </w:rPr>
-  </w:style>
-  <w:style w:type="paragraph" w:styleId="Titel">
-    <w:name w:val="Title"/>
-    <w:basedOn w:val="Standard"/>
-    <w:next w:val="Standard"/>
-    <w:link w:val="TitelZchn"/>
-    <w:uiPriority w:val="10"/>
-    <w:qFormat/>
-    <w:rsid w:val="00923913"/>
-    <w:pPr>
-      <w:spacing w:after="80" w:line="240" w:lineRule="auto"/>
-      <w:contextualSpacing/>
-    </w:pPr>
-    <w:rPr>
-      <w:rFonts w:asciiTheme="majorHAnsi" w:eastAsiaTheme="majorEastAsia" w:hAnsiTheme="majorHAnsi" w:cstheme="majorBidi"/>
-      <w:spacing w:val="-10"/>
-      <w:kern w:val="28"/>
-      <w:sz w:val="56"/>
-      <w:szCs w:val="50"/>
-    </w:rPr>
-  </w:style>
-  <w:style w:type="character" w:customStyle="1" w:styleId="TitelZchn">
-    <w:name w:val="Titel Zchn"/>
-    <w:basedOn w:val="Absatz-Standardschriftart"/>
-    <w:link w:val="Titel"/>
-    <w:uiPriority w:val="10"/>
-    <w:rsid w:val="00923913"/>
-    <w:rPr>
-      <w:rFonts w:asciiTheme="majorHAnsi" w:eastAsiaTheme="majorEastAsia" w:hAnsiTheme="majorHAnsi" w:cstheme="majorBidi"/>
-      <w:spacing w:val="-10"/>
-      <w:kern w:val="28"/>
-      <w:sz w:val="56"/>
-      <w:szCs w:val="50"/>
-    </w:rPr>
-  </w:style>
-  <w:style w:type="paragraph" w:styleId="Untertitel">
-    <w:name w:val="Subtitle"/>
-    <w:basedOn w:val="Standard"/>
-    <w:next w:val="Standard"/>
-    <w:link w:val="UntertitelZchn"/>
-    <w:uiPriority w:val="11"/>
-    <w:qFormat/>
-    <w:rsid w:val="00923913"/>
-    <w:pPr>
-      <w:numPr>
-        <w:ilvl w:val="1"/>
-      </w:numPr>
-    </w:pPr>
-    <w:rPr>
-      <w:rFonts w:eastAsiaTheme="majorEastAsia" w:cstheme="majorBidi"/>
-      <w:color w:val="595959" w:themeColor="text1" w:themeTint="A6"/>
-      <w:spacing w:val="15"/>
-      <w:sz w:val="28"/>
-      <w:szCs w:val="25"/>
-    </w:rPr>
-  </w:style>
-  <w:style w:type="character" w:customStyle="1" w:styleId="UntertitelZchn">
-    <w:name w:val="Untertitel Zchn"/>
-    <w:basedOn w:val="Absatz-Standardschriftart"/>
-    <w:link w:val="Untertitel"/>
-    <w:uiPriority w:val="11"/>
-    <w:rsid w:val="00923913"/>
-    <w:rPr>
-      <w:rFonts w:eastAsiaTheme="majorEastAsia" w:cstheme="majorBidi"/>
-      <w:color w:val="595959" w:themeColor="text1" w:themeTint="A6"/>
-      <w:spacing w:val="15"/>
-      <w:sz w:val="28"/>
-      <w:szCs w:val="25"/>
-    </w:rPr>
-  </w:style>
-  <w:style w:type="paragraph" w:styleId="Zitat">
-    <w:name w:val="Quote"/>
-    <w:basedOn w:val="Standard"/>
-    <w:next w:val="Standard"/>
-    <w:link w:val="ZitatZchn"/>
-    <w:uiPriority w:val="29"/>
-    <w:qFormat/>
-    <w:rsid w:val="00923913"/>
-    <w:pPr>
-      <w:spacing w:before="160"/>
-      <w:jc w:val="center"/>
-    </w:pPr>
-    <w:rPr>
-      <w:i/>
-      <w:iCs/>
-      <w:color w:val="404040" w:themeColor="text1" w:themeTint="BF"/>
-    </w:rPr>
-  </w:style>
-  <w:style w:type="character" w:customStyle="1" w:styleId="ZitatZchn">
-    <w:name w:val="Zitat Zchn"/>
-    <w:basedOn w:val="Absatz-Standardschriftart"/>
-    <w:link w:val="Zitat"/>
-    <w:uiPriority w:val="29"/>
-    <w:rsid w:val="00923913"/>
-    <w:rPr>
-      <w:i/>
-      <w:iCs/>
-      <w:color w:val="404040" w:themeColor="text1" w:themeTint="BF"/>
-    </w:rPr>
-  </w:style>
-  <w:style w:type="paragraph" w:styleId="Listenabsatz">
-    <w:name w:val="List Paragraph"/>
-    <w:basedOn w:val="Standard"/>
-    <w:uiPriority w:val="34"/>
-    <w:qFormat/>
-    <w:rsid w:val="00923913"/>
-    <w:pPr>
-      <w:ind w:left="720"/>
-      <w:contextualSpacing/>
-    </w:pPr>
-  </w:style>
-  <w:style w:type="character" w:styleId="IntensiveHervorhebung">
-    <w:name w:val="Intense Emphasis"/>
-    <w:basedOn w:val="Absatz-Standardschriftart"/>
-    <w:uiPriority w:val="21"/>
-    <w:qFormat/>
-    <w:rsid w:val="00923913"/>
-    <w:rPr>
-      <w:i/>
-      <w:iCs/>
-      <w:color w:val="0F4761" w:themeColor="accent1" w:themeShade="BF"/>
-    </w:rPr>
-  </w:style>
-  <w:style w:type="paragraph" w:styleId="IntensivesZitat">
-    <w:name w:val="Intense Quote"/>
-    <w:basedOn w:val="Standard"/>
-    <w:next w:val="Standard"/>
-    <w:link w:val="IntensivesZitatZchn"/>
-    <w:uiPriority w:val="30"/>
-    <w:qFormat/>
-    <w:rsid w:val="00923913"/>
-    <w:pPr>
-      <w:pBdr>
-        <w:top w:val="single" w:sz="4" w:space="10" w:color="0F4761" w:themeColor="accent1" w:themeShade="BF"/>
-        <w:bottom w:val="single" w:sz="4" w:space="10" w:color="0F4761" w:themeColor="accent1" w:themeShade="BF"/>
-      </w:pBdr>
-      <w:spacing w:before="360" w:after="360"/>
-      <w:ind w:left="864" w:right="864"/>
-      <w:jc w:val="center"/>
-    </w:pPr>
-    <w:rPr>
-      <w:i/>
-      <w:iCs/>
-      <w:color w:val="0F4761" w:themeColor="accent1" w:themeShade="BF"/>
-    </w:rPr>
-  </w:style>
-  <w:style w:type="character" w:customStyle="1" w:styleId="IntensivesZitatZchn">
-    <w:name w:val="Intensives Zitat Zchn"/>
-    <w:basedOn w:val="Absatz-Standardschriftart"/>
-    <w:link w:val="IntensivesZitat"/>
-    <w:uiPriority w:val="30"/>
-    <w:rsid w:val="00923913"/>
-    <w:rPr>
-      <w:i/>
-      <w:iCs/>
-      <w:color w:val="0F4761" w:themeColor="accent1" w:themeShade="BF"/>
-    </w:rPr>
-  </w:style>
-  <w:style w:type="character" w:styleId="IntensiverVerweis">
-    <w:name w:val="Intense Reference"/>
-    <w:basedOn w:val="Absatz-Standardschriftart"/>
-    <w:uiPriority w:val="32"/>
-    <w:qFormat/>
-    <w:rsid w:val="00923913"/>
-    <w:rPr>
-      <w:b/>
-      <w:bCs/>
-      <w:smallCaps/>
-      <w:color w:val="0F4761" w:themeColor="accent1" w:themeShade="BF"/>
-      <w:spacing w:val="5"/>
-    </w:rPr>
   </w:style>
 </w:styles>
 </file>
